--- a/LTP.Truck/Template/Template_Biwase_CNTT.docx
+++ b/LTP.Truck/Template/Template_Biwase_CNTT.docx
@@ -156,19 +156,25 @@
                 <w:rFonts w:ascii="Bosch Office Sans" w:hAnsi="Bosch Office Sans"/>
               </w:rPr>
             </w:pPr>
-            <w:proofErr w:type="spellStart"/>
             <w:r>
               <w:rPr>
                 <w:rFonts w:ascii="Bosch Office Sans" w:hAnsi="Bosch Office Sans"/>
               </w:rPr>
               <w:t>Số</w:t>
             </w:r>
-            <w:proofErr w:type="spellEnd"/>
-            <w:r>
-              <w:rPr>
-                <w:rFonts w:ascii="Bosch Office Sans" w:hAnsi="Bosch Office Sans"/>
-              </w:rPr>
-              <w:t>: .………/</w:t>
+            <w:proofErr w:type="gramStart"/>
+            <w:r>
+              <w:rPr>
+                <w:rFonts w:ascii="Bosch Office Sans" w:hAnsi="Bosch Office Sans"/>
+              </w:rPr>
+              <w:t>: .</w:t>
+            </w:r>
+            <w:proofErr w:type="gramEnd"/>
+            <w:r>
+              <w:rPr>
+                <w:rFonts w:ascii="Bosch Office Sans" w:hAnsi="Bosch Office Sans"/>
+              </w:rPr>
+              <w:t>………/</w:t>
             </w:r>
             <w:r>
               <w:rPr>
@@ -180,7 +186,7 @@
               <w:rPr>
                 <w:rFonts w:ascii="Bosch Office Sans" w:hAnsi="Bosch Office Sans"/>
               </w:rPr>
-              <w:t>5</w:t>
+              <w:t>6</w:t>
             </w:r>
             <w:r>
               <w:rPr>
@@ -200,17 +206,40 @@
                 <w:rFonts w:ascii="Bosch Office Sans" w:hAnsi="Bosch Office Sans"/>
               </w:rPr>
             </w:pPr>
-            <w:proofErr w:type="spellStart"/>
-            <w:r>
-              <w:rPr>
-                <w:rFonts w:ascii="Bosch Office Sans" w:hAnsi="Bosch Office Sans"/>
-              </w:rPr>
-              <w:t>Ngày</w:t>
-            </w:r>
-            <w:proofErr w:type="spellEnd"/>
-            <w:r>
-              <w:rPr>
-                <w:rFonts w:ascii="Bosch Office Sans" w:hAnsi="Bosch Office Sans"/>
+            <w:r>
+              <w:rPr>
+                <w:rFonts w:ascii="Bosch Office Sans" w:hAnsi="Bosch Office Sans"/>
+              </w:rPr>
+              <w:t xml:space="preserve">Ngày </w:t>
+            </w:r>
+            <w:r>
+              <w:rPr>
+                <w:rFonts w:ascii="Bosch Office Sans" w:hAnsi="Bosch Office Sans"/>
+              </w:rPr>
+              <w:t xml:space="preserve">{ngay} </w:t>
+            </w:r>
+            <w:r>
+              <w:rPr>
+                <w:rFonts w:ascii="Bosch Office Sans" w:hAnsi="Bosch Office Sans"/>
+              </w:rPr>
+              <w:t>Tháng</w:t>
+            </w:r>
+            <w:r>
+              <w:rPr>
+                <w:rFonts w:ascii="Bosch Office Sans" w:hAnsi="Bosch Office Sans"/>
+              </w:rPr>
+              <w:t xml:space="preserve"> {thang}</w:t>
+            </w:r>
+            <w:r>
+              <w:rPr>
+                <w:rFonts w:ascii="Bosch Office Sans" w:hAnsi="Bosch Office Sans"/>
+              </w:rPr>
+              <w:t xml:space="preserve"> Năm</w:t>
+            </w:r>
+            <w:r>
+              <w:rPr>
+                <w:rFonts w:ascii="Bosch Office Sans" w:hAnsi="Bosch Office Sans"/>
+                <w:lang w:val="vi-VN"/>
               </w:rPr>
               <w:t xml:space="preserve"> </w:t>
             </w:r>
@@ -218,76 +247,7 @@
               <w:rPr>
                 <w:rFonts w:ascii="Bosch Office Sans" w:hAnsi="Bosch Office Sans"/>
               </w:rPr>
-              <w:t>{</w:t>
-            </w:r>
-            <w:proofErr w:type="spellStart"/>
-            <w:r>
-              <w:rPr>
-                <w:rFonts w:ascii="Bosch Office Sans" w:hAnsi="Bosch Office Sans"/>
-              </w:rPr>
-              <w:t>ngay</w:t>
-            </w:r>
-            <w:proofErr w:type="spellEnd"/>
-            <w:r>
-              <w:rPr>
-                <w:rFonts w:ascii="Bosch Office Sans" w:hAnsi="Bosch Office Sans"/>
-              </w:rPr>
-              <w:t xml:space="preserve">} </w:t>
-            </w:r>
-            <w:proofErr w:type="spellStart"/>
-            <w:r>
-              <w:rPr>
-                <w:rFonts w:ascii="Bosch Office Sans" w:hAnsi="Bosch Office Sans"/>
-              </w:rPr>
-              <w:t>Tháng</w:t>
-            </w:r>
-            <w:proofErr w:type="spellEnd"/>
-            <w:r>
-              <w:rPr>
-                <w:rFonts w:ascii="Bosch Office Sans" w:hAnsi="Bosch Office Sans"/>
-              </w:rPr>
-              <w:t xml:space="preserve"> {thang}</w:t>
-            </w:r>
-            <w:r>
-              <w:rPr>
-                <w:rFonts w:ascii="Bosch Office Sans" w:hAnsi="Bosch Office Sans"/>
-              </w:rPr>
-              <w:t xml:space="preserve"> </w:t>
-            </w:r>
-            <w:proofErr w:type="spellStart"/>
-            <w:r>
-              <w:rPr>
-                <w:rFonts w:ascii="Bosch Office Sans" w:hAnsi="Bosch Office Sans"/>
-              </w:rPr>
-              <w:t>Năm</w:t>
-            </w:r>
-            <w:proofErr w:type="spellEnd"/>
-            <w:r>
-              <w:rPr>
-                <w:rFonts w:ascii="Bosch Office Sans" w:hAnsi="Bosch Office Sans"/>
-                <w:lang w:val="vi-VN"/>
-              </w:rPr>
-              <w:t xml:space="preserve"> </w:t>
-            </w:r>
-            <w:r>
-              <w:rPr>
-                <w:rFonts w:ascii="Bosch Office Sans" w:hAnsi="Bosch Office Sans"/>
-              </w:rPr>
-              <w:t>{</w:t>
-            </w:r>
-            <w:proofErr w:type="spellStart"/>
-            <w:r>
-              <w:rPr>
-                <w:rFonts w:ascii="Bosch Office Sans" w:hAnsi="Bosch Office Sans"/>
-              </w:rPr>
-              <w:t>nam</w:t>
-            </w:r>
-            <w:proofErr w:type="spellEnd"/>
-            <w:r>
-              <w:rPr>
-                <w:rFonts w:ascii="Bosch Office Sans" w:hAnsi="Bosch Office Sans"/>
-              </w:rPr>
-              <w:t>}</w:t>
+              <w:t>{nam}</w:t>
             </w:r>
           </w:p>
         </w:tc>
@@ -350,25 +310,14 @@
               </w:rPr>
               <w:t>B</w:t>
             </w:r>
-            <w:proofErr w:type="spellStart"/>
-            <w:r>
-              <w:rPr>
-                <w:rFonts w:ascii="Bosch Office Sans" w:hAnsi="Bosch Office Sans"/>
-                <w:b/>
-                <w:bCs/>
-                <w:lang w:val="vi-VN" w:eastAsia="vi-VN"/>
-              </w:rPr>
-              <w:t>ên</w:t>
-            </w:r>
-            <w:proofErr w:type="spellEnd"/>
-            <w:r>
-              <w:rPr>
-                <w:rFonts w:ascii="Bosch Office Sans" w:hAnsi="Bosch Office Sans"/>
-                <w:b/>
-                <w:bCs/>
-                <w:lang w:val="vi-VN" w:eastAsia="vi-VN"/>
-              </w:rPr>
-              <w:t xml:space="preserve"> </w:t>
+            <w:r>
+              <w:rPr>
+                <w:rFonts w:ascii="Bosch Office Sans" w:hAnsi="Bosch Office Sans"/>
+                <w:b/>
+                <w:bCs/>
+                <w:lang w:val="vi-VN" w:eastAsia="vi-VN"/>
+              </w:rPr>
+              <w:t xml:space="preserve">ên </w:t>
             </w:r>
             <w:r>
               <w:rPr>
@@ -378,7 +327,6 @@
               </w:rPr>
               <w:t>g</w:t>
             </w:r>
-            <w:proofErr w:type="spellStart"/>
             <w:r>
               <w:rPr>
                 <w:rFonts w:ascii="Bosch Office Sans" w:hAnsi="Bosch Office Sans"/>
@@ -388,7 +336,6 @@
               </w:rPr>
               <w:t>ia</w:t>
             </w:r>
-            <w:proofErr w:type="spellEnd"/>
             <w:r>
               <w:rPr>
                 <w:rFonts w:ascii="Bosch Office Sans" w:hAnsi="Bosch Office Sans"/>
@@ -435,17 +382,8 @@
                 <w:rFonts w:ascii="Bosch Office Sans" w:hAnsi="Bosch Office Sans"/>
                 <w:lang w:eastAsia="vi-VN"/>
               </w:rPr>
-              <w:t xml:space="preserve">An </w:t>
-            </w:r>
-            <w:proofErr w:type="spellStart"/>
-            <w:r>
-              <w:rPr>
-                <w:rFonts w:ascii="Bosch Office Sans" w:hAnsi="Bosch Office Sans"/>
-                <w:lang w:eastAsia="vi-VN"/>
-              </w:rPr>
-              <w:t>Phước</w:t>
-            </w:r>
-            <w:proofErr w:type="spellEnd"/>
+              <w:t>An Phước</w:t>
+            </w:r>
             <w:r>
               <w:rPr>
                 <w:rFonts w:ascii="Bosch Office Sans" w:hAnsi="Bosch Office Sans"/>
@@ -527,17 +465,8 @@
                 <w:rFonts w:ascii="Bosch Office Sans" w:hAnsi="Bosch Office Sans"/>
                 <w:lang w:eastAsia="vi-VN"/>
               </w:rPr>
-              <w:t xml:space="preserve">An </w:t>
-            </w:r>
-            <w:proofErr w:type="spellStart"/>
-            <w:r>
-              <w:rPr>
-                <w:rFonts w:ascii="Bosch Office Sans" w:hAnsi="Bosch Office Sans"/>
-                <w:lang w:eastAsia="vi-VN"/>
-              </w:rPr>
-              <w:t>Phước</w:t>
-            </w:r>
-            <w:proofErr w:type="spellEnd"/>
+              <w:t>An Phước</w:t>
+            </w:r>
             <w:r>
               <w:rPr>
                 <w:rFonts w:ascii="Bosch Office Sans" w:hAnsi="Bosch Office Sans"/>
@@ -657,28 +586,26 @@
                 <w:sz w:val="26"/>
                 <w:szCs w:val="26"/>
               </w:rPr>
-              <w:t xml:space="preserve">Công ty TNHH </w:t>
-            </w:r>
-            <w:proofErr w:type="spellStart"/>
+              <w:t>Công ty TNHH Một</w:t>
+            </w:r>
             <w:r>
               <w:rPr>
                 <w:bCs/>
                 <w:color w:val="000000"/>
                 <w:sz w:val="26"/>
                 <w:szCs w:val="26"/>
-              </w:rPr>
-              <w:t>Một</w:t>
-            </w:r>
-            <w:proofErr w:type="spellEnd"/>
+                <w:lang w:val="vi-VN"/>
+              </w:rPr>
+              <w:t xml:space="preserve"> Thành Viên</w:t>
+            </w:r>
             <w:r>
               <w:rPr>
                 <w:bCs/>
                 <w:color w:val="000000"/>
                 <w:sz w:val="26"/>
                 <w:szCs w:val="26"/>
-                <w:lang w:val="vi-VN"/>
-              </w:rPr>
-              <w:t xml:space="preserve"> Thành Viên</w:t>
+              </w:rPr>
+              <w:t xml:space="preserve"> Liên hợp Khoa học – Công nghệ - Môi trường </w:t>
             </w:r>
             <w:r>
               <w:rPr>
@@ -687,119 +614,8 @@
                 <w:sz w:val="26"/>
                 <w:szCs w:val="26"/>
               </w:rPr>
-              <w:t xml:space="preserve"> Liên </w:t>
-            </w:r>
-            <w:proofErr w:type="spellStart"/>
-            <w:r>
-              <w:rPr>
-                <w:bCs/>
-                <w:color w:val="000000"/>
-                <w:sz w:val="26"/>
-                <w:szCs w:val="26"/>
-              </w:rPr>
-              <w:t>hợp</w:t>
-            </w:r>
-            <w:proofErr w:type="spellEnd"/>
-            <w:r>
-              <w:rPr>
-                <w:bCs/>
-                <w:color w:val="000000"/>
-                <w:sz w:val="26"/>
-                <w:szCs w:val="26"/>
-              </w:rPr>
-              <w:t xml:space="preserve"> Khoa </w:t>
-            </w:r>
-            <w:proofErr w:type="spellStart"/>
-            <w:r>
-              <w:rPr>
-                <w:bCs/>
-                <w:color w:val="000000"/>
-                <w:sz w:val="26"/>
-                <w:szCs w:val="26"/>
-              </w:rPr>
-              <w:t>học</w:t>
-            </w:r>
-            <w:proofErr w:type="spellEnd"/>
-            <w:r>
-              <w:rPr>
-                <w:bCs/>
-                <w:color w:val="000000"/>
-                <w:sz w:val="26"/>
-                <w:szCs w:val="26"/>
-              </w:rPr>
-              <w:t xml:space="preserve"> – Công </w:t>
-            </w:r>
-            <w:proofErr w:type="spellStart"/>
-            <w:r>
-              <w:rPr>
-                <w:bCs/>
-                <w:color w:val="000000"/>
-                <w:sz w:val="26"/>
-                <w:szCs w:val="26"/>
-              </w:rPr>
-              <w:t>nghệ</w:t>
-            </w:r>
-            <w:proofErr w:type="spellEnd"/>
-            <w:r>
-              <w:rPr>
-                <w:bCs/>
-                <w:color w:val="000000"/>
-                <w:sz w:val="26"/>
-                <w:szCs w:val="26"/>
-              </w:rPr>
-              <w:t xml:space="preserve"> - </w:t>
-            </w:r>
-            <w:proofErr w:type="spellStart"/>
-            <w:r>
-              <w:rPr>
-                <w:bCs/>
-                <w:color w:val="000000"/>
-                <w:sz w:val="26"/>
-                <w:szCs w:val="26"/>
-              </w:rPr>
-              <w:t>Môi</w:t>
-            </w:r>
-            <w:proofErr w:type="spellEnd"/>
-            <w:r>
-              <w:rPr>
-                <w:bCs/>
-                <w:color w:val="000000"/>
-                <w:sz w:val="26"/>
-                <w:szCs w:val="26"/>
-              </w:rPr>
-              <w:t xml:space="preserve"> </w:t>
-            </w:r>
-            <w:proofErr w:type="spellStart"/>
-            <w:r>
-              <w:rPr>
-                <w:bCs/>
-                <w:color w:val="000000"/>
-                <w:sz w:val="26"/>
-                <w:szCs w:val="26"/>
-              </w:rPr>
-              <w:t>trường</w:t>
-            </w:r>
-            <w:proofErr w:type="spellEnd"/>
-            <w:r>
-              <w:rPr>
-                <w:bCs/>
-                <w:color w:val="000000"/>
-                <w:sz w:val="26"/>
-                <w:szCs w:val="26"/>
-              </w:rPr>
-              <w:t xml:space="preserve"> </w:t>
-            </w:r>
-            <w:proofErr w:type="spellStart"/>
-            <w:r>
-              <w:rPr>
-                <w:bCs/>
-                <w:color w:val="000000"/>
-                <w:sz w:val="26"/>
-                <w:szCs w:val="26"/>
-              </w:rPr>
               <w:t>Biwase</w:t>
             </w:r>
-            <w:proofErr w:type="spellEnd"/>
             <w:r>
               <w:rPr>
                 <w:bCs/>
@@ -854,7 +670,6 @@
               </w:rPr>
               <w:t xml:space="preserve">, </w:t>
             </w:r>
-            <w:proofErr w:type="spellStart"/>
             <w:r>
               <w:rPr>
                 <w:sz w:val="26"/>
@@ -869,16 +684,15 @@
                 <w:szCs w:val="26"/>
                 <w:lang w:val="vi-VN"/>
               </w:rPr>
-              <w:t>Chánh</w:t>
-            </w:r>
-            <w:proofErr w:type="spellEnd"/>
+              <w:t xml:space="preserve">Chánh Phú Hòa, </w:t>
+            </w:r>
             <w:r>
               <w:rPr>
                 <w:sz w:val="26"/>
                 <w:szCs w:val="26"/>
                 <w:lang w:val="vi-VN"/>
               </w:rPr>
-              <w:t xml:space="preserve"> Phú Hòa, </w:t>
+              <w:t>TP.</w:t>
             </w:r>
             <w:r>
               <w:rPr>
@@ -886,31 +700,14 @@
                 <w:szCs w:val="26"/>
                 <w:lang w:val="vi-VN"/>
               </w:rPr>
-              <w:t>TP.</w:t>
-            </w:r>
-            <w:r>
-              <w:rPr>
-                <w:sz w:val="26"/>
-                <w:szCs w:val="26"/>
-                <w:lang w:val="vi-VN"/>
-              </w:rPr>
               <w:t xml:space="preserve"> </w:t>
             </w:r>
-            <w:proofErr w:type="spellStart"/>
-            <w:r>
-              <w:rPr>
-                <w:sz w:val="26"/>
-                <w:szCs w:val="26"/>
-              </w:rPr>
-              <w:t>Hồ</w:t>
-            </w:r>
-            <w:proofErr w:type="spellEnd"/>
-            <w:r>
-              <w:rPr>
-                <w:sz w:val="26"/>
-                <w:szCs w:val="26"/>
-              </w:rPr>
-              <w:t xml:space="preserve"> Chí Minh</w:t>
+            <w:r>
+              <w:rPr>
+                <w:sz w:val="26"/>
+                <w:szCs w:val="26"/>
+              </w:rPr>
+              <w:t>Hồ Chí Minh</w:t>
             </w:r>
             <w:r>
               <w:rPr>
@@ -964,7 +761,6 @@
               </w:rPr>
               <w:t xml:space="preserve">, </w:t>
             </w:r>
-            <w:proofErr w:type="spellStart"/>
             <w:r>
               <w:rPr>
                 <w:sz w:val="26"/>
@@ -979,16 +775,15 @@
                 <w:szCs w:val="26"/>
                 <w:lang w:val="vi-VN"/>
               </w:rPr>
-              <w:t>Chánh</w:t>
-            </w:r>
-            <w:proofErr w:type="spellEnd"/>
+              <w:t xml:space="preserve">Chánh Phú Hòa, </w:t>
+            </w:r>
             <w:r>
               <w:rPr>
                 <w:sz w:val="26"/>
                 <w:szCs w:val="26"/>
                 <w:lang w:val="vi-VN"/>
               </w:rPr>
-              <w:t xml:space="preserve"> Phú Hòa, </w:t>
+              <w:t>TP.</w:t>
             </w:r>
             <w:r>
               <w:rPr>
@@ -996,31 +791,14 @@
                 <w:szCs w:val="26"/>
                 <w:lang w:val="vi-VN"/>
               </w:rPr>
-              <w:t>TP.</w:t>
-            </w:r>
-            <w:r>
-              <w:rPr>
-                <w:sz w:val="26"/>
-                <w:szCs w:val="26"/>
-                <w:lang w:val="vi-VN"/>
-              </w:rPr>
               <w:t xml:space="preserve"> </w:t>
             </w:r>
-            <w:proofErr w:type="spellStart"/>
-            <w:r>
-              <w:rPr>
-                <w:sz w:val="26"/>
-                <w:szCs w:val="26"/>
-              </w:rPr>
-              <w:t>Hồ</w:t>
-            </w:r>
-            <w:proofErr w:type="spellEnd"/>
-            <w:r>
-              <w:rPr>
-                <w:sz w:val="26"/>
-                <w:szCs w:val="26"/>
-              </w:rPr>
-              <w:t xml:space="preserve"> Chí Minh</w:t>
+            <w:r>
+              <w:rPr>
+                <w:sz w:val="26"/>
+                <w:szCs w:val="26"/>
+              </w:rPr>
+              <w:t>Hồ Chí Minh</w:t>
             </w:r>
             <w:r>
               <w:rPr>
@@ -1202,15 +980,13 @@
                 <w:rFonts w:ascii="Bosch Office Sans" w:hAnsi="Bosch Office Sans"/>
               </w:rPr>
             </w:pPr>
-            <w:proofErr w:type="spellStart"/>
             <w:r>
               <w:rPr>
                 <w:rFonts w:ascii="Bosch Office Sans" w:hAnsi="Bosch Office Sans"/>
                 <w:lang w:eastAsia="vi-VN"/>
               </w:rPr>
-              <w:t>Số</w:t>
-            </w:r>
-            <w:proofErr w:type="spellEnd"/>
+              <w:t>Số lượng</w:t>
+            </w:r>
             <w:r>
               <w:rPr>
                 <w:rFonts w:ascii="Bosch Office Sans" w:hAnsi="Bosch Office Sans"/>
@@ -1218,44 +994,12 @@
               </w:rPr>
               <w:t xml:space="preserve"> </w:t>
             </w:r>
-            <w:proofErr w:type="spellStart"/>
-            <w:r>
-              <w:rPr>
-                <w:rFonts w:ascii="Bosch Office Sans" w:hAnsi="Bosch Office Sans"/>
-                <w:lang w:eastAsia="vi-VN"/>
-              </w:rPr>
-              <w:t>lượng</w:t>
-            </w:r>
-            <w:proofErr w:type="spellEnd"/>
-            <w:r>
-              <w:rPr>
-                <w:rFonts w:ascii="Bosch Office Sans" w:hAnsi="Bosch Office Sans"/>
-                <w:lang w:eastAsia="vi-VN"/>
-              </w:rPr>
-              <w:t xml:space="preserve"> </w:t>
-            </w:r>
-            <w:r>
-              <w:rPr>
-                <w:rFonts w:ascii="Bosch Office Sans" w:hAnsi="Bosch Office Sans"/>
-                <w:lang w:val="vi-VN" w:eastAsia="vi-VN"/>
-              </w:rPr>
-              <w:t>chuyển giao (</w:t>
-            </w:r>
-            <w:proofErr w:type="spellStart"/>
-            <w:r>
-              <w:rPr>
-                <w:rFonts w:ascii="Bosch Office Sans" w:hAnsi="Bosch Office Sans"/>
-                <w:lang w:val="vi-VN" w:eastAsia="vi-VN"/>
-              </w:rPr>
-              <w:t>kg</w:t>
-            </w:r>
-            <w:proofErr w:type="spellEnd"/>
-            <w:r>
-              <w:rPr>
-                <w:rFonts w:ascii="Bosch Office Sans" w:hAnsi="Bosch Office Sans"/>
-                <w:lang w:val="vi-VN" w:eastAsia="vi-VN"/>
-              </w:rPr>
-              <w:t>)</w:t>
+            <w:r>
+              <w:rPr>
+                <w:rFonts w:ascii="Bosch Office Sans" w:hAnsi="Bosch Office Sans"/>
+                <w:lang w:val="vi-VN" w:eastAsia="vi-VN"/>
+              </w:rPr>
+              <w:t>chuyển giao (kg)</w:t>
             </w:r>
           </w:p>
         </w:tc>
@@ -1369,7 +1113,6 @@
                 <w:lang w:val="vi-VN" w:eastAsia="vi-VN"/>
               </w:rPr>
             </w:pPr>
-            <w:proofErr w:type="spellStart"/>
             <w:r>
               <w:rPr>
                 <w:rFonts w:ascii="Bosch Office Sans" w:hAnsi="Bosch Office Sans"/>
@@ -1377,7 +1120,6 @@
               </w:rPr>
               <w:t>Vật</w:t>
             </w:r>
-            <w:proofErr w:type="spellEnd"/>
             <w:r>
               <w:rPr>
                 <w:rFonts w:ascii="Bosch Office Sans" w:hAnsi="Bosch Office Sans"/>
@@ -1412,7 +1154,7 @@
                 <w:tab w:val="left" w:pos="180"/>
               </w:tabs>
               <w:spacing w:before="120"/>
-              <w:jc w:val="right"/>
+              <w:jc w:val="center"/>
               <w:rPr>
                 <w:rFonts w:ascii="Bosch Office Sans" w:hAnsi="Bosch Office Sans"/>
               </w:rPr>
@@ -1425,13 +1167,23 @@
               </w:rPr>
               <w:t>{</w:t>
             </w:r>
-            <w:r>
-              <w:rPr>
-                <w:w w:val="80"/>
-                <w:sz w:val="26"/>
-                <w:szCs w:val="26"/>
-              </w:rPr>
-              <w:t>phe_pham.hcp.tag23</w:t>
+            <w:proofErr w:type="gramStart"/>
+            <w:r>
+              <w:rPr>
+                <w:w w:val="80"/>
+                <w:sz w:val="26"/>
+                <w:szCs w:val="26"/>
+              </w:rPr>
+              <w:t>phe_pham.hcp.tag</w:t>
+            </w:r>
+            <w:proofErr w:type="gramEnd"/>
+            <w:r>
+              <w:rPr>
+                <w:w w:val="80"/>
+                <w:sz w:val="26"/>
+                <w:szCs w:val="26"/>
+              </w:rPr>
+              <w:t>23</w:t>
             </w:r>
             <w:r>
               <w:rPr>
@@ -1441,6 +1193,7 @@
               </w:rPr>
               <w:t xml:space="preserve">_weight + </w:t>
             </w:r>
+            <w:proofErr w:type="gramStart"/>
             <w:r>
               <w:rPr>
                 <w:w w:val="80"/>
@@ -1463,16 +1216,35 @@
                 <w:sz w:val="26"/>
                 <w:szCs w:val="26"/>
               </w:rPr>
-              <w:t>.tag2</w:t>
-            </w:r>
-            <w:r>
-              <w:rPr>
-                <w:w w:val="80"/>
-                <w:sz w:val="26"/>
-                <w:szCs w:val="26"/>
-              </w:rPr>
-              <w:t>4_weight }</w:t>
-            </w:r>
+              <w:t>.tag</w:t>
+            </w:r>
+            <w:proofErr w:type="gramEnd"/>
+            <w:r>
+              <w:rPr>
+                <w:w w:val="80"/>
+                <w:sz w:val="26"/>
+                <w:szCs w:val="26"/>
+              </w:rPr>
+              <w:t>2</w:t>
+            </w:r>
+            <w:r>
+              <w:rPr>
+                <w:w w:val="80"/>
+                <w:sz w:val="26"/>
+                <w:szCs w:val="26"/>
+              </w:rPr>
+              <w:t>4_</w:t>
+            </w:r>
+            <w:proofErr w:type="gramStart"/>
+            <w:r>
+              <w:rPr>
+                <w:w w:val="80"/>
+                <w:sz w:val="26"/>
+                <w:szCs w:val="26"/>
+              </w:rPr>
+              <w:t>weight }</w:t>
+            </w:r>
+            <w:proofErr w:type="gramEnd"/>
           </w:p>
         </w:tc>
         <w:tc>
@@ -1500,7 +1272,6 @@
                 <w:sz w:val="22"/>
               </w:rPr>
             </w:pPr>
-            <w:proofErr w:type="spellStart"/>
             <w:r>
               <w:rPr>
                 <w:rFonts w:ascii="Bosch Office Sans" w:hAnsi="Bosch Office Sans"/>
@@ -1513,9 +1284,8 @@
                 <w:rFonts w:ascii="Bosch Office Sans" w:hAnsi="Bosch Office Sans"/>
                 <w:sz w:val="22"/>
               </w:rPr>
-              <w:t>ố</w:t>
-            </w:r>
-            <w:proofErr w:type="spellEnd"/>
+              <w:t>ố lượng thùng:</w:t>
+            </w:r>
             <w:r>
               <w:rPr>
                 <w:rFonts w:ascii="Bosch Office Sans" w:hAnsi="Bosch Office Sans"/>
@@ -1523,131 +1293,96 @@
               </w:rPr>
               <w:t xml:space="preserve"> </w:t>
             </w:r>
-            <w:proofErr w:type="spellStart"/>
+            <w:r>
+              <w:rPr>
+                <w:w w:val="80"/>
+                <w:sz w:val="26"/>
+                <w:szCs w:val="26"/>
+              </w:rPr>
+              <w:t>{</w:t>
+            </w:r>
+            <w:proofErr w:type="gramStart"/>
+            <w:r>
+              <w:rPr>
+                <w:w w:val="80"/>
+                <w:sz w:val="26"/>
+                <w:szCs w:val="26"/>
+              </w:rPr>
+              <w:t>phe_pham.hcp.tag</w:t>
+            </w:r>
+            <w:proofErr w:type="gramEnd"/>
+            <w:r>
+              <w:rPr>
+                <w:w w:val="80"/>
+                <w:sz w:val="26"/>
+                <w:szCs w:val="26"/>
+              </w:rPr>
+              <w:t>23</w:t>
+            </w:r>
+            <w:r>
+              <w:rPr>
+                <w:w w:val="80"/>
+                <w:sz w:val="26"/>
+                <w:szCs w:val="26"/>
+              </w:rPr>
+              <w:t xml:space="preserve">_qty + </w:t>
+            </w:r>
+            <w:proofErr w:type="gramStart"/>
+            <w:r>
+              <w:rPr>
+                <w:w w:val="80"/>
+                <w:sz w:val="26"/>
+                <w:szCs w:val="26"/>
+              </w:rPr>
+              <w:t>phe_pham.</w:t>
+            </w:r>
+            <w:r>
+              <w:rPr>
+                <w:w w:val="80"/>
+                <w:sz w:val="26"/>
+                <w:szCs w:val="26"/>
+              </w:rPr>
+              <w:t>tga</w:t>
+            </w:r>
+            <w:r>
+              <w:rPr>
+                <w:w w:val="80"/>
+                <w:sz w:val="26"/>
+                <w:szCs w:val="26"/>
+              </w:rPr>
+              <w:t>.tag</w:t>
+            </w:r>
+            <w:proofErr w:type="gramEnd"/>
+            <w:r>
+              <w:rPr>
+                <w:w w:val="80"/>
+                <w:sz w:val="26"/>
+                <w:szCs w:val="26"/>
+              </w:rPr>
+              <w:t>2</w:t>
+            </w:r>
+            <w:r>
+              <w:rPr>
+                <w:w w:val="80"/>
+                <w:sz w:val="26"/>
+                <w:szCs w:val="26"/>
+              </w:rPr>
+              <w:t>4_qty}</w:t>
+            </w:r>
+            <w:r>
+              <w:rPr>
+                <w:w w:val="80"/>
+                <w:sz w:val="26"/>
+                <w:szCs w:val="26"/>
+              </w:rPr>
+              <w:t xml:space="preserve"> </w:t>
+            </w:r>
             <w:r>
               <w:rPr>
                 <w:rFonts w:ascii="Bosch Office Sans" w:hAnsi="Bosch Office Sans"/>
                 <w:sz w:val="22"/>
               </w:rPr>
-              <w:t>lượng</w:t>
-            </w:r>
-            <w:proofErr w:type="spellEnd"/>
-            <w:r>
-              <w:rPr>
-                <w:rFonts w:ascii="Bosch Office Sans" w:hAnsi="Bosch Office Sans"/>
-                <w:sz w:val="22"/>
-              </w:rPr>
-              <w:t xml:space="preserve"> </w:t>
-            </w:r>
-            <w:proofErr w:type="spellStart"/>
-            <w:r>
-              <w:rPr>
-                <w:rFonts w:ascii="Bosch Office Sans" w:hAnsi="Bosch Office Sans"/>
-                <w:sz w:val="22"/>
-              </w:rPr>
-              <w:t>thùng</w:t>
-            </w:r>
-            <w:proofErr w:type="spellEnd"/>
-            <w:r>
-              <w:rPr>
-                <w:rFonts w:ascii="Bosch Office Sans" w:hAnsi="Bosch Office Sans"/>
-                <w:sz w:val="22"/>
-              </w:rPr>
-              <w:t>:</w:t>
-            </w:r>
-            <w:r>
-              <w:rPr>
-                <w:rFonts w:ascii="Bosch Office Sans" w:hAnsi="Bosch Office Sans"/>
-                <w:sz w:val="22"/>
-              </w:rPr>
-              <w:t xml:space="preserve"> </w:t>
-            </w:r>
-            <w:r>
-              <w:rPr>
-                <w:w w:val="80"/>
-                <w:sz w:val="26"/>
-                <w:szCs w:val="26"/>
-              </w:rPr>
-              <w:t>{</w:t>
-            </w:r>
-            <w:r>
-              <w:rPr>
-                <w:w w:val="80"/>
-                <w:sz w:val="26"/>
-                <w:szCs w:val="26"/>
-              </w:rPr>
-              <w:t>phe_pham.hcp.tag23</w:t>
-            </w:r>
-            <w:r>
-              <w:rPr>
-                <w:w w:val="80"/>
-                <w:sz w:val="26"/>
-                <w:szCs w:val="26"/>
-              </w:rPr>
-              <w:t xml:space="preserve">_qty + </w:t>
-            </w:r>
-            <w:r>
-              <w:rPr>
-                <w:w w:val="80"/>
-                <w:sz w:val="26"/>
-                <w:szCs w:val="26"/>
-              </w:rPr>
-              <w:t>phe_pham.</w:t>
-            </w:r>
-            <w:r>
-              <w:rPr>
-                <w:w w:val="80"/>
-                <w:sz w:val="26"/>
-                <w:szCs w:val="26"/>
-              </w:rPr>
-              <w:t>tga</w:t>
-            </w:r>
-            <w:r>
-              <w:rPr>
-                <w:w w:val="80"/>
-                <w:sz w:val="26"/>
-                <w:szCs w:val="26"/>
-              </w:rPr>
-              <w:t>.tag2</w:t>
-            </w:r>
-            <w:r>
-              <w:rPr>
-                <w:w w:val="80"/>
-                <w:sz w:val="26"/>
-                <w:szCs w:val="26"/>
-              </w:rPr>
-              <w:t>4_qty}</w:t>
-            </w:r>
-            <w:r>
-              <w:rPr>
-                <w:w w:val="80"/>
-                <w:sz w:val="26"/>
-                <w:szCs w:val="26"/>
-              </w:rPr>
-              <w:t xml:space="preserve"> </w:t>
-            </w:r>
-            <w:r>
-              <w:rPr>
-                <w:rFonts w:ascii="Bosch Office Sans" w:hAnsi="Bosch Office Sans"/>
-                <w:sz w:val="22"/>
-              </w:rPr>
-              <w:t>(</w:t>
-            </w:r>
-            <w:proofErr w:type="spellStart"/>
-            <w:r>
-              <w:rPr>
-                <w:rFonts w:ascii="Bosch Office Sans" w:hAnsi="Bosch Office Sans"/>
-                <w:sz w:val="22"/>
-              </w:rPr>
-              <w:t>cái</w:t>
-            </w:r>
-            <w:proofErr w:type="spellEnd"/>
-            <w:r>
-              <w:rPr>
-                <w:rFonts w:ascii="Bosch Office Sans" w:hAnsi="Bosch Office Sans"/>
-                <w:sz w:val="22"/>
-              </w:rPr>
-              <w:t>)</w:t>
+              <w:t>(cái)</w:t>
             </w:r>
           </w:p>
         </w:tc>
@@ -1776,7 +1511,7 @@
               <w:tabs>
                 <w:tab w:val="left" w:pos="180"/>
               </w:tabs>
-              <w:jc w:val="both"/>
+              <w:jc w:val="center"/>
               <w:rPr>
                 <w:rFonts w:ascii="Bosch Office Sans" w:hAnsi="Bosch Office Sans"/>
               </w:rPr>
@@ -2106,10 +1841,19 @@
               <w:tabs>
                 <w:tab w:val="left" w:pos="180"/>
               </w:tabs>
-              <w:rPr>
-                <w:rFonts w:ascii="Bosch Office Sans" w:hAnsi="Bosch Office Sans"/>
-              </w:rPr>
-            </w:pPr>
+              <w:jc w:val="center"/>
+              <w:rPr>
+                <w:rFonts w:ascii="Bosch Office Sans" w:hAnsi="Bosch Office Sans"/>
+              </w:rPr>
+            </w:pPr>
+            <w:r>
+              <w:rPr>
+                <w:w w:val="80"/>
+                <w:sz w:val="26"/>
+                <w:szCs w:val="26"/>
+              </w:rPr>
+              <w:t>{tong_weight}</w:t>
+            </w:r>
           </w:p>
         </w:tc>
         <w:tc>
@@ -2196,7 +1940,6 @@
               </w:rPr>
               <w:t xml:space="preserve">. </w:t>
             </w:r>
-            <w:proofErr w:type="spellStart"/>
             <w:r>
               <w:rPr>
                 <w:rFonts w:ascii="Bosch Office Sans" w:hAnsi="Bosch Office Sans"/>
@@ -2204,137 +1947,404 @@
                 <w:bCs/>
                 <w:lang w:eastAsia="vi-VN"/>
               </w:rPr>
-              <w:t>Việc</w:t>
-            </w:r>
-            <w:proofErr w:type="spellEnd"/>
-            <w:r>
-              <w:rPr>
-                <w:rFonts w:ascii="Bosch Office Sans" w:hAnsi="Bosch Office Sans"/>
-                <w:b/>
+              <w:t>Việc niêm phong phương tiện vận chuyển:</w:t>
+            </w:r>
+          </w:p>
+          <w:p>
+            <w:pPr>
+              <w:tabs>
+                <w:tab w:val="left" w:pos="180"/>
+              </w:tabs>
+              <w:spacing w:before="120"/>
+              <w:rPr>
+                <w:rFonts w:ascii="Bosch Office Sans" w:hAnsi="Bosch Office Sans"/>
                 <w:bCs/>
                 <w:lang w:eastAsia="vi-VN"/>
               </w:rPr>
+            </w:pPr>
+            <w:r>
+              <w:rPr>
+                <w:rFonts w:ascii="Bosch Office Sans" w:hAnsi="Bosch Office Sans"/>
+                <w:bCs/>
+                <w:lang w:eastAsia="vi-VN"/>
+              </w:rPr>
+              <w:t xml:space="preserve">a) Biển số xe: </w:t>
+            </w:r>
+            <w:r>
+              <w:rPr>
+                <w:w w:val="80"/>
+                <w:sz w:val="26"/>
+                <w:szCs w:val="26"/>
+              </w:rPr>
+              <w:t>{bien_so_</w:t>
+            </w:r>
+            <w:proofErr w:type="gramStart"/>
+            <w:r>
+              <w:rPr>
+                <w:w w:val="80"/>
+                <w:sz w:val="26"/>
+                <w:szCs w:val="26"/>
+              </w:rPr>
+              <w:t>01}…</w:t>
+            </w:r>
+            <w:proofErr w:type="gramEnd"/>
+            <w:r>
+              <w:rPr>
+                <w:w w:val="80"/>
+                <w:sz w:val="26"/>
+                <w:szCs w:val="26"/>
+              </w:rPr>
+              <w:t>………</w:t>
+            </w:r>
+            <w:proofErr w:type="gramStart"/>
+            <w:r>
+              <w:rPr>
+                <w:w w:val="80"/>
+                <w:sz w:val="26"/>
+                <w:szCs w:val="26"/>
+              </w:rPr>
+              <w:t>…..</w:t>
+            </w:r>
+            <w:proofErr w:type="gramEnd"/>
+            <w:r>
+              <w:rPr>
+                <w:w w:val="80"/>
+                <w:sz w:val="26"/>
+                <w:szCs w:val="26"/>
+              </w:rPr>
+              <w:t>…………</w:t>
+            </w:r>
+            <w:proofErr w:type="gramStart"/>
+            <w:r>
+              <w:rPr>
+                <w:w w:val="80"/>
+                <w:sz w:val="26"/>
+                <w:szCs w:val="26"/>
+              </w:rPr>
+              <w:t>…..</w:t>
+            </w:r>
+            <w:proofErr w:type="gramEnd"/>
+            <w:r>
+              <w:rPr>
+                <w:w w:val="80"/>
+                <w:sz w:val="26"/>
+                <w:szCs w:val="26"/>
+              </w:rPr>
+              <w:t>…………</w:t>
+            </w:r>
+            <w:proofErr w:type="gramStart"/>
+            <w:r>
+              <w:rPr>
+                <w:w w:val="80"/>
+                <w:sz w:val="26"/>
+                <w:szCs w:val="26"/>
+              </w:rPr>
+              <w:t>….SEAL</w:t>
+            </w:r>
+            <w:proofErr w:type="gramEnd"/>
+            <w:r>
+              <w:rPr>
+                <w:w w:val="80"/>
+                <w:sz w:val="26"/>
+                <w:szCs w:val="26"/>
+              </w:rPr>
               <w:t xml:space="preserve"> </w:t>
             </w:r>
-            <w:proofErr w:type="spellStart"/>
-            <w:r>
-              <w:rPr>
-                <w:rFonts w:ascii="Bosch Office Sans" w:hAnsi="Bosch Office Sans"/>
-                <w:b/>
+            <w:proofErr w:type="gramStart"/>
+            <w:r>
+              <w:rPr>
+                <w:w w:val="80"/>
+                <w:sz w:val="26"/>
+                <w:szCs w:val="26"/>
+              </w:rPr>
+              <w:t>số:…</w:t>
+            </w:r>
+            <w:proofErr w:type="gramEnd"/>
+            <w:r>
+              <w:rPr>
+                <w:w w:val="80"/>
+                <w:sz w:val="26"/>
+                <w:szCs w:val="26"/>
+              </w:rPr>
+              <w:t>……………………………………………….</w:t>
+            </w:r>
+          </w:p>
+          <w:p>
+            <w:pPr>
+              <w:tabs>
+                <w:tab w:val="left" w:pos="180"/>
+              </w:tabs>
+              <w:spacing w:before="120"/>
+              <w:rPr>
+                <w:rFonts w:ascii="Bosch Office Sans" w:hAnsi="Bosch Office Sans"/>
+                <w:bCs/>
+                <w:lang w:val="vi-VN" w:eastAsia="vi-VN"/>
+              </w:rPr>
+            </w:pPr>
+            <w:r>
+              <w:rPr>
+                <w:rFonts w:ascii="Bosch Office Sans" w:hAnsi="Bosch Office Sans"/>
                 <w:bCs/>
                 <w:lang w:eastAsia="vi-VN"/>
               </w:rPr>
-              <w:t>niêm</w:t>
-            </w:r>
-            <w:proofErr w:type="spellEnd"/>
-            <w:r>
-              <w:rPr>
-                <w:rFonts w:ascii="Bosch Office Sans" w:hAnsi="Bosch Office Sans"/>
-                <w:b/>
+              <w:t xml:space="preserve">b) Biển số xe: </w:t>
+            </w:r>
+            <w:r>
+              <w:rPr>
+                <w:w w:val="80"/>
+                <w:sz w:val="26"/>
+                <w:szCs w:val="26"/>
+              </w:rPr>
+              <w:t>{bien_so_</w:t>
+            </w:r>
+            <w:proofErr w:type="gramStart"/>
+            <w:r>
+              <w:rPr>
+                <w:w w:val="80"/>
+                <w:sz w:val="26"/>
+                <w:szCs w:val="26"/>
+              </w:rPr>
+              <w:t>0</w:t>
+            </w:r>
+            <w:r>
+              <w:rPr>
+                <w:w w:val="80"/>
+                <w:sz w:val="26"/>
+                <w:szCs w:val="26"/>
+              </w:rPr>
+              <w:t>2</w:t>
+            </w:r>
+            <w:r>
+              <w:rPr>
+                <w:w w:val="80"/>
+                <w:sz w:val="26"/>
+                <w:szCs w:val="26"/>
+              </w:rPr>
+              <w:t>}…</w:t>
+            </w:r>
+            <w:proofErr w:type="gramEnd"/>
+            <w:r>
+              <w:rPr>
+                <w:w w:val="80"/>
+                <w:sz w:val="26"/>
+                <w:szCs w:val="26"/>
+              </w:rPr>
+              <w:t>………</w:t>
+            </w:r>
+            <w:proofErr w:type="gramStart"/>
+            <w:r>
+              <w:rPr>
+                <w:w w:val="80"/>
+                <w:sz w:val="26"/>
+                <w:szCs w:val="26"/>
+              </w:rPr>
+              <w:t>…..</w:t>
+            </w:r>
+            <w:proofErr w:type="gramEnd"/>
+            <w:r>
+              <w:rPr>
+                <w:w w:val="80"/>
+                <w:sz w:val="26"/>
+                <w:szCs w:val="26"/>
+              </w:rPr>
+              <w:t>…………</w:t>
+            </w:r>
+            <w:proofErr w:type="gramStart"/>
+            <w:r>
+              <w:rPr>
+                <w:w w:val="80"/>
+                <w:sz w:val="26"/>
+                <w:szCs w:val="26"/>
+              </w:rPr>
+              <w:t>…..</w:t>
+            </w:r>
+            <w:proofErr w:type="gramEnd"/>
+            <w:r>
+              <w:rPr>
+                <w:w w:val="80"/>
+                <w:sz w:val="26"/>
+                <w:szCs w:val="26"/>
+              </w:rPr>
+              <w:t>…………</w:t>
+            </w:r>
+            <w:proofErr w:type="gramStart"/>
+            <w:r>
+              <w:rPr>
+                <w:w w:val="80"/>
+                <w:sz w:val="26"/>
+                <w:szCs w:val="26"/>
+              </w:rPr>
+              <w:t>….SEAL</w:t>
+            </w:r>
+            <w:proofErr w:type="gramEnd"/>
+            <w:r>
+              <w:rPr>
+                <w:w w:val="80"/>
+                <w:sz w:val="26"/>
+                <w:szCs w:val="26"/>
+              </w:rPr>
+              <w:t xml:space="preserve"> </w:t>
+            </w:r>
+            <w:proofErr w:type="gramStart"/>
+            <w:r>
+              <w:rPr>
+                <w:w w:val="80"/>
+                <w:sz w:val="26"/>
+                <w:szCs w:val="26"/>
+              </w:rPr>
+              <w:t>số:…</w:t>
+            </w:r>
+            <w:proofErr w:type="gramEnd"/>
+            <w:r>
+              <w:rPr>
+                <w:w w:val="80"/>
+                <w:sz w:val="26"/>
+                <w:szCs w:val="26"/>
+              </w:rPr>
+              <w:t>……………………………………………….</w:t>
+            </w:r>
+          </w:p>
+          <w:p>
+            <w:pPr>
+              <w:tabs>
+                <w:tab w:val="left" w:pos="180"/>
+              </w:tabs>
+              <w:spacing w:before="120"/>
+              <w:rPr>
+                <w:rFonts w:ascii="Bosch Office Sans" w:hAnsi="Bosch Office Sans"/>
+                <w:bCs/>
+                <w:lang w:val="vi-VN" w:eastAsia="vi-VN"/>
+              </w:rPr>
+            </w:pPr>
+            <w:r>
+              <w:rPr>
+                <w:rFonts w:ascii="Bosch Office Sans" w:hAnsi="Bosch Office Sans"/>
                 <w:bCs/>
                 <w:lang w:eastAsia="vi-VN"/>
               </w:rPr>
+              <w:t>c</w:t>
+            </w:r>
+            <w:r>
+              <w:rPr>
+                <w:rFonts w:ascii="Bosch Office Sans" w:hAnsi="Bosch Office Sans"/>
+                <w:bCs/>
+                <w:lang w:eastAsia="vi-VN"/>
+              </w:rPr>
+              <w:t xml:space="preserve">) Biển số xe: </w:t>
+            </w:r>
+            <w:r>
+              <w:rPr>
+                <w:w w:val="80"/>
+                <w:sz w:val="26"/>
+                <w:szCs w:val="26"/>
+              </w:rPr>
+              <w:t>{bien_so_</w:t>
+            </w:r>
+            <w:proofErr w:type="gramStart"/>
+            <w:r>
+              <w:rPr>
+                <w:w w:val="80"/>
+                <w:sz w:val="26"/>
+                <w:szCs w:val="26"/>
+              </w:rPr>
+              <w:t>0</w:t>
+            </w:r>
+            <w:r>
+              <w:rPr>
+                <w:w w:val="80"/>
+                <w:sz w:val="26"/>
+                <w:szCs w:val="26"/>
+              </w:rPr>
+              <w:t>3</w:t>
+            </w:r>
+            <w:r>
+              <w:rPr>
+                <w:w w:val="80"/>
+                <w:sz w:val="26"/>
+                <w:szCs w:val="26"/>
+              </w:rPr>
+              <w:t>}…</w:t>
+            </w:r>
+            <w:proofErr w:type="gramEnd"/>
+            <w:r>
+              <w:rPr>
+                <w:w w:val="80"/>
+                <w:sz w:val="26"/>
+                <w:szCs w:val="26"/>
+              </w:rPr>
+              <w:t>………</w:t>
+            </w:r>
+            <w:proofErr w:type="gramStart"/>
+            <w:r>
+              <w:rPr>
+                <w:w w:val="80"/>
+                <w:sz w:val="26"/>
+                <w:szCs w:val="26"/>
+              </w:rPr>
+              <w:t>…..</w:t>
+            </w:r>
+            <w:proofErr w:type="gramEnd"/>
+            <w:r>
+              <w:rPr>
+                <w:w w:val="80"/>
+                <w:sz w:val="26"/>
+                <w:szCs w:val="26"/>
+              </w:rPr>
+              <w:t>…………</w:t>
+            </w:r>
+            <w:proofErr w:type="gramStart"/>
+            <w:r>
+              <w:rPr>
+                <w:w w:val="80"/>
+                <w:sz w:val="26"/>
+                <w:szCs w:val="26"/>
+              </w:rPr>
+              <w:t>…..</w:t>
+            </w:r>
+            <w:proofErr w:type="gramEnd"/>
+            <w:r>
+              <w:rPr>
+                <w:w w:val="80"/>
+                <w:sz w:val="26"/>
+                <w:szCs w:val="26"/>
+              </w:rPr>
+              <w:t>…………</w:t>
+            </w:r>
+            <w:proofErr w:type="gramStart"/>
+            <w:r>
+              <w:rPr>
+                <w:w w:val="80"/>
+                <w:sz w:val="26"/>
+                <w:szCs w:val="26"/>
+              </w:rPr>
+              <w:t>….SEAL</w:t>
+            </w:r>
+            <w:proofErr w:type="gramEnd"/>
+            <w:r>
+              <w:rPr>
+                <w:w w:val="80"/>
+                <w:sz w:val="26"/>
+                <w:szCs w:val="26"/>
+              </w:rPr>
               <w:t xml:space="preserve"> </w:t>
             </w:r>
-            <w:proofErr w:type="spellStart"/>
-            <w:r>
-              <w:rPr>
-                <w:rFonts w:ascii="Bosch Office Sans" w:hAnsi="Bosch Office Sans"/>
-                <w:b/>
-                <w:bCs/>
-                <w:lang w:eastAsia="vi-VN"/>
-              </w:rPr>
-              <w:t>phong</w:t>
-            </w:r>
-            <w:proofErr w:type="spellEnd"/>
-            <w:r>
-              <w:rPr>
-                <w:rFonts w:ascii="Bosch Office Sans" w:hAnsi="Bosch Office Sans"/>
-                <w:b/>
-                <w:bCs/>
-                <w:lang w:eastAsia="vi-VN"/>
-              </w:rPr>
-              <w:t xml:space="preserve"> </w:t>
-            </w:r>
-            <w:proofErr w:type="spellStart"/>
-            <w:r>
-              <w:rPr>
-                <w:rFonts w:ascii="Bosch Office Sans" w:hAnsi="Bosch Office Sans"/>
-                <w:b/>
-                <w:bCs/>
-                <w:lang w:eastAsia="vi-VN"/>
-              </w:rPr>
-              <w:t>phương</w:t>
-            </w:r>
-            <w:proofErr w:type="spellEnd"/>
-            <w:r>
-              <w:rPr>
-                <w:rFonts w:ascii="Bosch Office Sans" w:hAnsi="Bosch Office Sans"/>
-                <w:b/>
-                <w:bCs/>
-                <w:lang w:eastAsia="vi-VN"/>
-              </w:rPr>
-              <w:t xml:space="preserve"> </w:t>
-            </w:r>
-            <w:proofErr w:type="spellStart"/>
-            <w:r>
-              <w:rPr>
-                <w:rFonts w:ascii="Bosch Office Sans" w:hAnsi="Bosch Office Sans"/>
-                <w:b/>
-                <w:bCs/>
-                <w:lang w:eastAsia="vi-VN"/>
-              </w:rPr>
-              <w:t>tiện</w:t>
-            </w:r>
-            <w:proofErr w:type="spellEnd"/>
-            <w:r>
-              <w:rPr>
-                <w:rFonts w:ascii="Bosch Office Sans" w:hAnsi="Bosch Office Sans"/>
-                <w:b/>
-                <w:bCs/>
-                <w:lang w:eastAsia="vi-VN"/>
-              </w:rPr>
-              <w:t xml:space="preserve"> </w:t>
-            </w:r>
-            <w:proofErr w:type="spellStart"/>
-            <w:r>
-              <w:rPr>
-                <w:rFonts w:ascii="Bosch Office Sans" w:hAnsi="Bosch Office Sans"/>
-                <w:b/>
-                <w:bCs/>
-                <w:lang w:eastAsia="vi-VN"/>
-              </w:rPr>
-              <w:t>vận</w:t>
-            </w:r>
-            <w:proofErr w:type="spellEnd"/>
-            <w:r>
-              <w:rPr>
-                <w:rFonts w:ascii="Bosch Office Sans" w:hAnsi="Bosch Office Sans"/>
-                <w:b/>
-                <w:bCs/>
-                <w:lang w:eastAsia="vi-VN"/>
-              </w:rPr>
-              <w:t xml:space="preserve"> </w:t>
-            </w:r>
-            <w:proofErr w:type="spellStart"/>
-            <w:r>
-              <w:rPr>
-                <w:rFonts w:ascii="Bosch Office Sans" w:hAnsi="Bosch Office Sans"/>
-                <w:b/>
-                <w:bCs/>
-                <w:lang w:eastAsia="vi-VN"/>
-              </w:rPr>
-              <w:t>chuyển</w:t>
-            </w:r>
-            <w:proofErr w:type="spellEnd"/>
-            <w:r>
-              <w:rPr>
-                <w:rFonts w:ascii="Bosch Office Sans" w:hAnsi="Bosch Office Sans"/>
-                <w:b/>
-                <w:bCs/>
-                <w:lang w:eastAsia="vi-VN"/>
-              </w:rPr>
-              <w:t>:</w:t>
+            <w:proofErr w:type="gramStart"/>
+            <w:r>
+              <w:rPr>
+                <w:w w:val="80"/>
+                <w:sz w:val="26"/>
+                <w:szCs w:val="26"/>
+              </w:rPr>
+              <w:t>số:…</w:t>
+            </w:r>
+            <w:proofErr w:type="gramEnd"/>
+            <w:r>
+              <w:rPr>
+                <w:w w:val="80"/>
+                <w:sz w:val="26"/>
+                <w:szCs w:val="26"/>
+              </w:rPr>
+              <w:t>……………………………………………….</w:t>
             </w:r>
           </w:p>
           <w:p>
@@ -2346,79 +2356,9 @@
               <w:rPr>
                 <w:rFonts w:ascii="Bosch Office Sans" w:hAnsi="Bosch Office Sans"/>
                 <w:bCs/>
-                <w:lang w:eastAsia="vi-VN"/>
-              </w:rPr>
-            </w:pPr>
-            <w:r>
-              <w:rPr>
-                <w:rFonts w:ascii="Bosch Office Sans" w:hAnsi="Bosch Office Sans"/>
-                <w:bCs/>
-                <w:lang w:eastAsia="vi-VN"/>
-              </w:rPr>
-              <w:t xml:space="preserve">a) Biển </w:t>
-            </w:r>
-            <w:proofErr w:type="spellStart"/>
-            <w:r>
-              <w:rPr>
-                <w:rFonts w:ascii="Bosch Office Sans" w:hAnsi="Bosch Office Sans"/>
-                <w:bCs/>
-                <w:lang w:eastAsia="vi-VN"/>
-              </w:rPr>
-              <w:t>số</w:t>
-            </w:r>
-            <w:proofErr w:type="spellEnd"/>
-            <w:r>
-              <w:rPr>
-                <w:rFonts w:ascii="Bosch Office Sans" w:hAnsi="Bosch Office Sans"/>
-                <w:bCs/>
-                <w:lang w:eastAsia="vi-VN"/>
-              </w:rPr>
-              <w:t xml:space="preserve"> </w:t>
-            </w:r>
-            <w:proofErr w:type="spellStart"/>
-            <w:r>
-              <w:rPr>
-                <w:rFonts w:ascii="Bosch Office Sans" w:hAnsi="Bosch Office Sans"/>
-                <w:bCs/>
-                <w:lang w:eastAsia="vi-VN"/>
-              </w:rPr>
-              <w:t>xe</w:t>
-            </w:r>
-            <w:proofErr w:type="spellEnd"/>
-            <w:r>
-              <w:rPr>
-                <w:rFonts w:ascii="Bosch Office Sans" w:hAnsi="Bosch Office Sans"/>
-                <w:bCs/>
-                <w:lang w:eastAsia="vi-VN"/>
-              </w:rPr>
-              <w:t xml:space="preserve">: </w:t>
-            </w:r>
-            <w:r>
-              <w:rPr>
-                <w:w w:val="80"/>
-                <w:sz w:val="26"/>
-                <w:szCs w:val="26"/>
-              </w:rPr>
-              <w:t xml:space="preserve">{bien_so_01}……………..……………..…………….SEAL </w:t>
-            </w:r>
-            <w:proofErr w:type="spellStart"/>
-            <w:r>
-              <w:rPr>
-                <w:w w:val="80"/>
-                <w:sz w:val="26"/>
-                <w:szCs w:val="26"/>
-              </w:rPr>
-              <w:t>số</w:t>
-            </w:r>
-            <w:proofErr w:type="spellEnd"/>
-            <w:r>
-              <w:rPr>
-                <w:w w:val="80"/>
-                <w:sz w:val="26"/>
-                <w:szCs w:val="26"/>
-              </w:rPr>
-              <w:t>:………………………………………………….</w:t>
-            </w:r>
+                <w:lang w:val="vi-VN" w:eastAsia="vi-VN"/>
+              </w:rPr>
+            </w:pPr>
           </w:p>
           <w:p>
             <w:pPr>
@@ -2428,225 +2368,6 @@
               <w:spacing w:before="120"/>
               <w:rPr>
                 <w:rFonts w:ascii="Bosch Office Sans" w:hAnsi="Bosch Office Sans"/>
-                <w:bCs/>
-                <w:lang w:val="vi-VN" w:eastAsia="vi-VN"/>
-              </w:rPr>
-            </w:pPr>
-            <w:r>
-              <w:rPr>
-                <w:rFonts w:ascii="Bosch Office Sans" w:hAnsi="Bosch Office Sans"/>
-                <w:bCs/>
-                <w:lang w:eastAsia="vi-VN"/>
-              </w:rPr>
-              <w:t xml:space="preserve">b) Biển </w:t>
-            </w:r>
-            <w:proofErr w:type="spellStart"/>
-            <w:r>
-              <w:rPr>
-                <w:rFonts w:ascii="Bosch Office Sans" w:hAnsi="Bosch Office Sans"/>
-                <w:bCs/>
-                <w:lang w:eastAsia="vi-VN"/>
-              </w:rPr>
-              <w:t>số</w:t>
-            </w:r>
-            <w:proofErr w:type="spellEnd"/>
-            <w:r>
-              <w:rPr>
-                <w:rFonts w:ascii="Bosch Office Sans" w:hAnsi="Bosch Office Sans"/>
-                <w:bCs/>
-                <w:lang w:eastAsia="vi-VN"/>
-              </w:rPr>
-              <w:t xml:space="preserve"> </w:t>
-            </w:r>
-            <w:proofErr w:type="spellStart"/>
-            <w:r>
-              <w:rPr>
-                <w:rFonts w:ascii="Bosch Office Sans" w:hAnsi="Bosch Office Sans"/>
-                <w:bCs/>
-                <w:lang w:eastAsia="vi-VN"/>
-              </w:rPr>
-              <w:t>xe</w:t>
-            </w:r>
-            <w:proofErr w:type="spellEnd"/>
-            <w:r>
-              <w:rPr>
-                <w:rFonts w:ascii="Bosch Office Sans" w:hAnsi="Bosch Office Sans"/>
-                <w:bCs/>
-                <w:lang w:eastAsia="vi-VN"/>
-              </w:rPr>
-              <w:t xml:space="preserve">: </w:t>
-            </w:r>
-            <w:r>
-              <w:rPr>
-                <w:w w:val="80"/>
-                <w:sz w:val="26"/>
-                <w:szCs w:val="26"/>
-              </w:rPr>
-              <w:t>{bien_so_0</w:t>
-            </w:r>
-            <w:r>
-              <w:rPr>
-                <w:w w:val="80"/>
-                <w:sz w:val="26"/>
-                <w:szCs w:val="26"/>
-              </w:rPr>
-              <w:t>2</w:t>
-            </w:r>
-            <w:r>
-              <w:rPr>
-                <w:w w:val="80"/>
-                <w:sz w:val="26"/>
-                <w:szCs w:val="26"/>
-              </w:rPr>
-              <w:t xml:space="preserve">}……………..……………..…………….SEAL </w:t>
-            </w:r>
-            <w:proofErr w:type="spellStart"/>
-            <w:r>
-              <w:rPr>
-                <w:w w:val="80"/>
-                <w:sz w:val="26"/>
-                <w:szCs w:val="26"/>
-              </w:rPr>
-              <w:t>số</w:t>
-            </w:r>
-            <w:proofErr w:type="spellEnd"/>
-            <w:r>
-              <w:rPr>
-                <w:w w:val="80"/>
-                <w:sz w:val="26"/>
-                <w:szCs w:val="26"/>
-              </w:rPr>
-              <w:t>:………………………………………………….</w:t>
-            </w:r>
-          </w:p>
-          <w:p>
-            <w:pPr>
-              <w:tabs>
-                <w:tab w:val="left" w:pos="180"/>
-              </w:tabs>
-              <w:spacing w:before="120"/>
-              <w:rPr>
-                <w:rFonts w:ascii="Bosch Office Sans" w:hAnsi="Bosch Office Sans"/>
-                <w:bCs/>
-                <w:lang w:val="vi-VN" w:eastAsia="vi-VN"/>
-              </w:rPr>
-            </w:pPr>
-            <w:r>
-              <w:rPr>
-                <w:rFonts w:ascii="Bosch Office Sans" w:hAnsi="Bosch Office Sans"/>
-                <w:bCs/>
-                <w:lang w:eastAsia="vi-VN"/>
-              </w:rPr>
-              <w:t>c</w:t>
-            </w:r>
-            <w:r>
-              <w:rPr>
-                <w:rFonts w:ascii="Bosch Office Sans" w:hAnsi="Bosch Office Sans"/>
-                <w:bCs/>
-                <w:lang w:eastAsia="vi-VN"/>
-              </w:rPr>
-              <w:t xml:space="preserve">) Biển </w:t>
-            </w:r>
-            <w:proofErr w:type="spellStart"/>
-            <w:r>
-              <w:rPr>
-                <w:rFonts w:ascii="Bosch Office Sans" w:hAnsi="Bosch Office Sans"/>
-                <w:bCs/>
-                <w:lang w:eastAsia="vi-VN"/>
-              </w:rPr>
-              <w:t>số</w:t>
-            </w:r>
-            <w:proofErr w:type="spellEnd"/>
-            <w:r>
-              <w:rPr>
-                <w:rFonts w:ascii="Bosch Office Sans" w:hAnsi="Bosch Office Sans"/>
-                <w:bCs/>
-                <w:lang w:eastAsia="vi-VN"/>
-              </w:rPr>
-              <w:t xml:space="preserve"> </w:t>
-            </w:r>
-            <w:proofErr w:type="spellStart"/>
-            <w:r>
-              <w:rPr>
-                <w:rFonts w:ascii="Bosch Office Sans" w:hAnsi="Bosch Office Sans"/>
-                <w:bCs/>
-                <w:lang w:eastAsia="vi-VN"/>
-              </w:rPr>
-              <w:t>xe</w:t>
-            </w:r>
-            <w:proofErr w:type="spellEnd"/>
-            <w:r>
-              <w:rPr>
-                <w:rFonts w:ascii="Bosch Office Sans" w:hAnsi="Bosch Office Sans"/>
-                <w:bCs/>
-                <w:lang w:eastAsia="vi-VN"/>
-              </w:rPr>
-              <w:t xml:space="preserve">: </w:t>
-            </w:r>
-            <w:r>
-              <w:rPr>
-                <w:w w:val="80"/>
-                <w:sz w:val="26"/>
-                <w:szCs w:val="26"/>
-              </w:rPr>
-              <w:t>{bien_so_0</w:t>
-            </w:r>
-            <w:r>
-              <w:rPr>
-                <w:w w:val="80"/>
-                <w:sz w:val="26"/>
-                <w:szCs w:val="26"/>
-              </w:rPr>
-              <w:t>3</w:t>
-            </w:r>
-            <w:r>
-              <w:rPr>
-                <w:w w:val="80"/>
-                <w:sz w:val="26"/>
-                <w:szCs w:val="26"/>
-              </w:rPr>
-              <w:t xml:space="preserve">}……………..……………..…………….SEAL </w:t>
-            </w:r>
-            <w:proofErr w:type="spellStart"/>
-            <w:r>
-              <w:rPr>
-                <w:w w:val="80"/>
-                <w:sz w:val="26"/>
-                <w:szCs w:val="26"/>
-              </w:rPr>
-              <w:t>số</w:t>
-            </w:r>
-            <w:proofErr w:type="spellEnd"/>
-            <w:r>
-              <w:rPr>
-                <w:w w:val="80"/>
-                <w:sz w:val="26"/>
-                <w:szCs w:val="26"/>
-              </w:rPr>
-              <w:t>:………………………………………………….</w:t>
-            </w:r>
-          </w:p>
-          <w:p>
-            <w:pPr>
-              <w:tabs>
-                <w:tab w:val="left" w:pos="180"/>
-              </w:tabs>
-              <w:spacing w:before="120"/>
-              <w:rPr>
-                <w:rFonts w:ascii="Bosch Office Sans" w:hAnsi="Bosch Office Sans"/>
-                <w:bCs/>
-                <w:lang w:val="vi-VN" w:eastAsia="vi-VN"/>
-              </w:rPr>
-            </w:pPr>
-          </w:p>
-          <w:p>
-            <w:pPr>
-              <w:tabs>
-                <w:tab w:val="left" w:pos="180"/>
-              </w:tabs>
-              <w:spacing w:before="120"/>
-              <w:rPr>
-                <w:rFonts w:ascii="Bosch Office Sans" w:hAnsi="Bosch Office Sans"/>
                 <w:lang w:val="vi-VN" w:eastAsia="vi-VN"/>
               </w:rPr>
             </w:pPr>
@@ -2673,17 +2394,8 @@
                 <w:rFonts w:ascii="Bosch Office Sans" w:hAnsi="Bosch Office Sans"/>
                 <w:lang w:val="vi-VN" w:eastAsia="vi-VN"/>
               </w:rPr>
-              <w:t xml:space="preserve"> Bên giao, Bên nhận xác nhận đã thống </w:t>
-            </w:r>
-            <w:proofErr w:type="spellStart"/>
-            <w:r>
-              <w:rPr>
-                <w:rFonts w:ascii="Bosch Office Sans" w:hAnsi="Bosch Office Sans"/>
-                <w:lang w:val="vi-VN" w:eastAsia="vi-VN"/>
-              </w:rPr>
-              <w:t>nh</w:t>
-            </w:r>
-            <w:proofErr w:type="spellEnd"/>
+              <w:t xml:space="preserve"> Bên giao, Bên nhận xác nhận đã thống nh</w:t>
+            </w:r>
             <w:r>
               <w:rPr>
                 <w:rFonts w:ascii="Bosch Office Sans" w:hAnsi="Bosch Office Sans"/>
@@ -2770,7 +2482,6 @@
                 <w:lang w:val="vi-VN"/>
               </w:rPr>
             </w:pPr>
-            <w:proofErr w:type="spellStart"/>
             <w:r>
               <w:rPr>
                 <w:rFonts w:ascii="Bosch Office Sans" w:hAnsi="Bosch Office Sans"/>
@@ -2778,37 +2489,7 @@
                 <w:sz w:val="22"/>
                 <w:szCs w:val="22"/>
               </w:rPr>
-              <w:t>Đồng</w:t>
-            </w:r>
-            <w:proofErr w:type="spellEnd"/>
-            <w:r>
-              <w:rPr>
-                <w:rFonts w:ascii="Bosch Office Sans" w:hAnsi="Bosch Office Sans"/>
-                <w:i/>
-                <w:sz w:val="22"/>
-                <w:szCs w:val="22"/>
-              </w:rPr>
-              <w:t xml:space="preserve"> Nai, </w:t>
-            </w:r>
-            <w:proofErr w:type="spellStart"/>
-            <w:r>
-              <w:rPr>
-                <w:rFonts w:ascii="Bosch Office Sans" w:hAnsi="Bosch Office Sans"/>
-                <w:i/>
-                <w:sz w:val="22"/>
-                <w:szCs w:val="22"/>
-              </w:rPr>
-              <w:t>ngày</w:t>
-            </w:r>
-            <w:proofErr w:type="spellEnd"/>
-            <w:r>
-              <w:rPr>
-                <w:rFonts w:ascii="Bosch Office Sans" w:hAnsi="Bosch Office Sans"/>
-                <w:i/>
-                <w:sz w:val="22"/>
-                <w:szCs w:val="22"/>
-              </w:rPr>
-              <w:t xml:space="preserve"> </w:t>
+              <w:t xml:space="preserve">Đồng Nai, ngày </w:t>
             </w:r>
             <w:r>
               <w:rPr>
@@ -2818,9 +2499,8 @@
                 <w:sz w:val="26"/>
                 <w:szCs w:val="26"/>
               </w:rPr>
-              <w:t>{</w:t>
-            </w:r>
-            <w:proofErr w:type="spellStart"/>
+              <w:t xml:space="preserve">{ngay} </w:t>
+            </w:r>
             <w:r>
               <w:rPr>
                 <w:i/>
@@ -2828,10 +2508,10 @@
                 <w:w w:val="80"/>
                 <w:sz w:val="26"/>
                 <w:szCs w:val="26"/>
-              </w:rPr>
-              <w:t>ngay</w:t>
-            </w:r>
-            <w:proofErr w:type="spellEnd"/>
+                <w:lang w:val="vi-VN"/>
+              </w:rPr>
+              <w:t>tháng</w:t>
+            </w:r>
             <w:r>
               <w:rPr>
                 <w:i/>
@@ -2840,7 +2520,7 @@
                 <w:sz w:val="26"/>
                 <w:szCs w:val="26"/>
               </w:rPr>
-              <w:t xml:space="preserve">} </w:t>
+              <w:t xml:space="preserve"> {thang} </w:t>
             </w:r>
             <w:r>
               <w:rPr>
@@ -2851,7 +2531,7 @@
                 <w:szCs w:val="26"/>
                 <w:lang w:val="vi-VN"/>
               </w:rPr>
-              <w:t>tháng</w:t>
+              <w:t xml:space="preserve">năm </w:t>
             </w:r>
             <w:r>
               <w:rPr>
@@ -2861,50 +2541,7 @@
                 <w:sz w:val="26"/>
                 <w:szCs w:val="26"/>
               </w:rPr>
-              <w:t xml:space="preserve"> {thang} </w:t>
-            </w:r>
-            <w:r>
-              <w:rPr>
-                <w:i/>
-                <w:iCs/>
-                <w:w w:val="80"/>
-                <w:sz w:val="26"/>
-                <w:szCs w:val="26"/>
-                <w:lang w:val="vi-VN"/>
-              </w:rPr>
-              <w:t xml:space="preserve">năm </w:t>
-            </w:r>
-            <w:r>
-              <w:rPr>
-                <w:i/>
-                <w:iCs/>
-                <w:w w:val="80"/>
-                <w:sz w:val="26"/>
-                <w:szCs w:val="26"/>
-              </w:rPr>
-              <w:t>{</w:t>
-            </w:r>
-            <w:proofErr w:type="spellStart"/>
-            <w:r>
-              <w:rPr>
-                <w:i/>
-                <w:iCs/>
-                <w:w w:val="80"/>
-                <w:sz w:val="26"/>
-                <w:szCs w:val="26"/>
-              </w:rPr>
-              <w:t>nam</w:t>
-            </w:r>
-            <w:proofErr w:type="spellEnd"/>
-            <w:r>
-              <w:rPr>
-                <w:i/>
-                <w:iCs/>
-                <w:w w:val="80"/>
-                <w:sz w:val="26"/>
-                <w:szCs w:val="26"/>
-              </w:rPr>
-              <w:t>}</w:t>
+              <w:t>{nam}</w:t>
             </w:r>
           </w:p>
           <w:p>
@@ -2918,23 +2555,13 @@
                 <w:b/>
               </w:rPr>
             </w:pPr>
-            <w:proofErr w:type="spellStart"/>
-            <w:r>
-              <w:rPr>
-                <w:rFonts w:ascii="Bosch Office Sans" w:hAnsi="Bosch Office Sans"/>
-                <w:b/>
-              </w:rPr>
-              <w:t>Bên</w:t>
-            </w:r>
-            <w:proofErr w:type="spellEnd"/>
-            <w:r>
-              <w:rPr>
-                <w:rFonts w:ascii="Bosch Office Sans" w:hAnsi="Bosch Office Sans"/>
-                <w:b/>
-              </w:rPr>
-              <w:t xml:space="preserve"> </w:t>
-            </w:r>
-            <w:proofErr w:type="spellStart"/>
+            <w:r>
+              <w:rPr>
+                <w:rFonts w:ascii="Bosch Office Sans" w:hAnsi="Bosch Office Sans"/>
+                <w:b/>
+              </w:rPr>
+              <w:t xml:space="preserve">Bên </w:t>
+            </w:r>
             <w:r>
               <w:rPr>
                 <w:rFonts w:ascii="Bosch Office Sans" w:hAnsi="Bosch Office Sans"/>
@@ -2942,7 +2569,6 @@
               </w:rPr>
               <w:t>giao</w:t>
             </w:r>
-            <w:proofErr w:type="spellEnd"/>
           </w:p>
         </w:tc>
         <w:tc>
@@ -2971,7 +2597,6 @@
                 <w:lang w:val="vi-VN"/>
               </w:rPr>
             </w:pPr>
-            <w:proofErr w:type="spellStart"/>
             <w:r>
               <w:rPr>
                 <w:rFonts w:ascii="Bosch Office Sans" w:hAnsi="Bosch Office Sans"/>
@@ -2979,37 +2604,35 @@
                 <w:sz w:val="22"/>
                 <w:szCs w:val="22"/>
               </w:rPr>
-              <w:t>Đồng</w:t>
-            </w:r>
-            <w:proofErr w:type="spellEnd"/>
-            <w:r>
-              <w:rPr>
-                <w:rFonts w:ascii="Bosch Office Sans" w:hAnsi="Bosch Office Sans"/>
+              <w:t xml:space="preserve">Đồng Nai, ngày </w:t>
+            </w:r>
+            <w:r>
+              <w:rPr>
                 <w:i/>
-                <w:sz w:val="22"/>
-                <w:szCs w:val="22"/>
-              </w:rPr>
-              <w:t xml:space="preserve"> Nai, </w:t>
-            </w:r>
-            <w:proofErr w:type="spellStart"/>
-            <w:r>
-              <w:rPr>
-                <w:rFonts w:ascii="Bosch Office Sans" w:hAnsi="Bosch Office Sans"/>
+                <w:w w:val="80"/>
+                <w:sz w:val="26"/>
+                <w:szCs w:val="26"/>
+              </w:rPr>
+              <w:t xml:space="preserve">{ngay} </w:t>
+            </w:r>
+            <w:r>
+              <w:rPr>
                 <w:i/>
-                <w:sz w:val="22"/>
-                <w:szCs w:val="22"/>
-              </w:rPr>
-              <w:t>ngày</w:t>
-            </w:r>
-            <w:proofErr w:type="spellEnd"/>
-            <w:r>
-              <w:rPr>
-                <w:rFonts w:ascii="Bosch Office Sans" w:hAnsi="Bosch Office Sans"/>
+                <w:w w:val="80"/>
+                <w:sz w:val="26"/>
+                <w:szCs w:val="26"/>
+                <w:lang w:val="vi-VN"/>
+              </w:rPr>
+              <w:t>tháng</w:t>
+            </w:r>
+            <w:r>
+              <w:rPr>
                 <w:i/>
-                <w:sz w:val="22"/>
-                <w:szCs w:val="22"/>
-              </w:rPr>
-              <w:t xml:space="preserve"> </w:t>
+                <w:w w:val="80"/>
+                <w:sz w:val="26"/>
+                <w:szCs w:val="26"/>
+              </w:rPr>
+              <w:t xml:space="preserve"> {thang} </w:t>
             </w:r>
             <w:r>
               <w:rPr>
@@ -3017,10 +2640,10 @@
                 <w:w w:val="80"/>
                 <w:sz w:val="26"/>
                 <w:szCs w:val="26"/>
-              </w:rPr>
-              <w:t>{</w:t>
-            </w:r>
-            <w:proofErr w:type="spellStart"/>
+                <w:lang w:val="vi-VN"/>
+              </w:rPr>
+              <w:t xml:space="preserve">năm </w:t>
+            </w:r>
             <w:r>
               <w:rPr>
                 <w:i/>
@@ -3028,75 +2651,7 @@
                 <w:sz w:val="26"/>
                 <w:szCs w:val="26"/>
               </w:rPr>
-              <w:t>ngay</w:t>
-            </w:r>
-            <w:proofErr w:type="spellEnd"/>
-            <w:r>
-              <w:rPr>
-                <w:i/>
-                <w:w w:val="80"/>
-                <w:sz w:val="26"/>
-                <w:szCs w:val="26"/>
-              </w:rPr>
-              <w:t xml:space="preserve">} </w:t>
-            </w:r>
-            <w:r>
-              <w:rPr>
-                <w:i/>
-                <w:w w:val="80"/>
-                <w:sz w:val="26"/>
-                <w:szCs w:val="26"/>
-                <w:lang w:val="vi-VN"/>
-              </w:rPr>
-              <w:t>tháng</w:t>
-            </w:r>
-            <w:r>
-              <w:rPr>
-                <w:i/>
-                <w:w w:val="80"/>
-                <w:sz w:val="26"/>
-                <w:szCs w:val="26"/>
-              </w:rPr>
-              <w:t xml:space="preserve"> {thang} </w:t>
-            </w:r>
-            <w:r>
-              <w:rPr>
-                <w:i/>
-                <w:w w:val="80"/>
-                <w:sz w:val="26"/>
-                <w:szCs w:val="26"/>
-                <w:lang w:val="vi-VN"/>
-              </w:rPr>
-              <w:t xml:space="preserve">năm </w:t>
-            </w:r>
-            <w:r>
-              <w:rPr>
-                <w:i/>
-                <w:w w:val="80"/>
-                <w:sz w:val="26"/>
-                <w:szCs w:val="26"/>
-              </w:rPr>
-              <w:t>{</w:t>
-            </w:r>
-            <w:proofErr w:type="spellStart"/>
-            <w:r>
-              <w:rPr>
-                <w:i/>
-                <w:w w:val="80"/>
-                <w:sz w:val="26"/>
-                <w:szCs w:val="26"/>
-              </w:rPr>
-              <w:t>nam</w:t>
-            </w:r>
-            <w:proofErr w:type="spellEnd"/>
-            <w:r>
-              <w:rPr>
-                <w:i/>
-                <w:w w:val="80"/>
-                <w:sz w:val="26"/>
-                <w:szCs w:val="26"/>
-              </w:rPr>
-              <w:t>}</w:t>
+              <w:t>{nam}</w:t>
             </w:r>
           </w:p>
           <w:p>
@@ -3110,31 +2665,13 @@
                 <w:b/>
               </w:rPr>
             </w:pPr>
-            <w:proofErr w:type="spellStart"/>
-            <w:r>
-              <w:rPr>
-                <w:rFonts w:ascii="Bosch Office Sans" w:hAnsi="Bosch Office Sans"/>
-                <w:b/>
-              </w:rPr>
-              <w:t>Bên</w:t>
-            </w:r>
-            <w:proofErr w:type="spellEnd"/>
-            <w:r>
-              <w:rPr>
-                <w:rFonts w:ascii="Bosch Office Sans" w:hAnsi="Bosch Office Sans"/>
-                <w:b/>
-              </w:rPr>
-              <w:t xml:space="preserve"> </w:t>
-            </w:r>
-            <w:proofErr w:type="spellStart"/>
-            <w:r>
-              <w:rPr>
-                <w:rFonts w:ascii="Bosch Office Sans" w:hAnsi="Bosch Office Sans"/>
-                <w:b/>
-              </w:rPr>
-              <w:t>nhận</w:t>
-            </w:r>
-            <w:proofErr w:type="spellEnd"/>
+            <w:r>
+              <w:rPr>
+                <w:rFonts w:ascii="Bosch Office Sans" w:hAnsi="Bosch Office Sans"/>
+                <w:b/>
+              </w:rPr>
+              <w:t>Bên nhận</w:t>
+            </w:r>
           </w:p>
         </w:tc>
       </w:tr>
@@ -4124,6 +3661,21 @@
 </file>
 
 <file path=customXml/item1.xml><?xml version="1.0" encoding="utf-8"?>
+<b:Sources xmlns:b="http://schemas.openxmlformats.org/officeDocument/2006/bibliography" xmlns="http://schemas.openxmlformats.org/officeDocument/2006/bibliography" SelectedStyle="\APASixthEditionOfficeOnline.xsl" StyleName="APA" Version="6"/>
+</file>
+
+<file path=customXml/item2.xml><?xml version="1.0" encoding="utf-8"?>
+<p:properties xmlns:p="http://schemas.microsoft.com/office/2006/metadata/properties" xmlns:xsi="http://www.w3.org/2001/XMLSchema-instance" xmlns:pc="http://schemas.microsoft.com/office/infopath/2007/PartnerControls">
+  <documentManagement>
+    <TaxCatchAll xmlns="7735a6fb-8f44-491f-8731-580f6bd492c0" xsi:nil="true"/>
+    <lcf76f155ced4ddcb4097134ff3c332f xmlns="c4295da5-23ac-4c55-9ef5-b6d8062b39d1">
+      <Terms xmlns="http://schemas.microsoft.com/office/infopath/2007/PartnerControls"/>
+    </lcf76f155ced4ddcb4097134ff3c332f>
+  </documentManagement>
+</p:properties>
+</file>
+
+<file path=customXml/item3.xml><?xml version="1.0" encoding="utf-8"?>
 <?mso-contentType ?>
 <FormTemplates xmlns="http://schemas.microsoft.com/sharepoint/v3/contenttype/forms">
   <Display>DocumentLibraryForm</Display>
@@ -4132,7 +3684,7 @@
 </FormTemplates>
 </file>
 
-<file path=customXml/item2.xml><?xml version="1.0" encoding="utf-8"?>
+<file path=customXml/item4.xml><?xml version="1.0" encoding="utf-8"?>
 <s:customData xmlns="http://www.wps.cn/officeDocument/2013/wpsCustomData" xmlns:s="http://www.wps.cn/officeDocument/2013/wpsCustomData">
   <customSectProps>
     <customSectPr/>
@@ -4140,7 +3692,7 @@
 </s:customData>
 </file>
 
-<file path=customXml/item3.xml><?xml version="1.0" encoding="utf-8"?>
+<file path=customXml/item5.xml><?xml version="1.0" encoding="utf-8"?>
 <ct:contentTypeSchema xmlns:ct="http://schemas.microsoft.com/office/2006/metadata/contentType" xmlns:ma="http://schemas.microsoft.com/office/2006/metadata/properties/metaAttributes" ct:_="" ma:_="" ma:contentTypeName="Document" ma:contentTypeID="0x0101004490BB640157C14FAF266DE404D086A6" ma:contentTypeVersion="17" ma:contentTypeDescription="Create a new document." ma:contentTypeScope="" ma:versionID="f38b6ffb11ee6f1adbf32a163ce76de2">
   <xsd:schema xmlns:xsd="http://www.w3.org/2001/XMLSchema" xmlns:xs="http://www.w3.org/2001/XMLSchema" xmlns:p="http://schemas.microsoft.com/office/2006/metadata/properties" xmlns:ns2="c4295da5-23ac-4c55-9ef5-b6d8062b39d1" xmlns:ns3="7735a6fb-8f44-491f-8731-580f6bd492c0" targetNamespace="http://schemas.microsoft.com/office/2006/metadata/properties" ma:root="true" ma:fieldsID="11e5d540bc71b6f6f05a28d410c4a2b2" ns2:_="" ns3:_="">
     <xsd:import namespace="c4295da5-23ac-4c55-9ef5-b6d8062b39d1"/>
@@ -4387,22 +3939,26 @@
 </ct:contentTypeSchema>
 </file>
 
-<file path=customXml/item4.xml><?xml version="1.0" encoding="utf-8"?>
-<b:Sources xmlns:b="http://schemas.openxmlformats.org/officeDocument/2006/bibliography" xmlns="http://schemas.openxmlformats.org/officeDocument/2006/bibliography" SelectedStyle="\APASixthEditionOfficeOnline.xsl" StyleName="APA" Version="6"/>
+<file path=customXml/itemProps1.xml><?xml version="1.0" encoding="utf-8"?>
+<ds:datastoreItem xmlns:ds="http://schemas.openxmlformats.org/officeDocument/2006/customXml" ds:itemID="{9CCE2560-E72D-48D5-91D6-6A2E4112C818}">
+  <ds:schemaRefs>
+    <ds:schemaRef ds:uri="http://schemas.openxmlformats.org/officeDocument/2006/bibliography"/>
+  </ds:schemaRefs>
+</ds:datastoreItem>
 </file>
 
-<file path=customXml/item5.xml><?xml version="1.0" encoding="utf-8"?>
-<p:properties xmlns:p="http://schemas.microsoft.com/office/2006/metadata/properties" xmlns:xsi="http://www.w3.org/2001/XMLSchema-instance" xmlns:pc="http://schemas.microsoft.com/office/infopath/2007/PartnerControls">
-  <documentManagement>
-    <TaxCatchAll xmlns="7735a6fb-8f44-491f-8731-580f6bd492c0" xsi:nil="true"/>
-    <lcf76f155ced4ddcb4097134ff3c332f xmlns="c4295da5-23ac-4c55-9ef5-b6d8062b39d1">
-      <Terms xmlns="http://schemas.microsoft.com/office/infopath/2007/PartnerControls"/>
-    </lcf76f155ced4ddcb4097134ff3c332f>
-  </documentManagement>
-</p:properties>
+<file path=customXml/itemProps2.xml><?xml version="1.0" encoding="utf-8"?>
+<ds:datastoreItem xmlns:ds="http://schemas.openxmlformats.org/officeDocument/2006/customXml" ds:itemID="{A8E4F743-41D5-4BA6-8131-3368C9509340}">
+  <ds:schemaRefs>
+    <ds:schemaRef ds:uri="http://schemas.microsoft.com/office/2006/metadata/properties"/>
+    <ds:schemaRef ds:uri="http://schemas.microsoft.com/office/infopath/2007/PartnerControls"/>
+    <ds:schemaRef ds:uri="7735a6fb-8f44-491f-8731-580f6bd492c0"/>
+    <ds:schemaRef ds:uri="c4295da5-23ac-4c55-9ef5-b6d8062b39d1"/>
+  </ds:schemaRefs>
+</ds:datastoreItem>
 </file>
 
-<file path=customXml/itemProps1.xml><?xml version="1.0" encoding="utf-8"?>
+<file path=customXml/itemProps3.xml><?xml version="1.0" encoding="utf-8"?>
 <ds:datastoreItem xmlns:ds="http://schemas.openxmlformats.org/officeDocument/2006/customXml" ds:itemID="{8C117CD0-CE6C-4729-BC58-978476FE4D39}">
   <ds:schemaRefs>
     <ds:schemaRef ds:uri="http://schemas.microsoft.com/sharepoint/v3/contenttype/forms"/>
@@ -4410,7 +3966,7 @@
 </ds:datastoreItem>
 </file>
 
-<file path=customXml/itemProps2.xml><?xml version="1.0" encoding="utf-8"?>
+<file path=customXml/itemProps4.xml><?xml version="1.0" encoding="utf-8"?>
 <ds:datastoreItem xmlns:ds="http://schemas.openxmlformats.org/officeDocument/2006/customXml" ds:itemID="{B1977F7D-205B-4081-913C-38D41E755F92}">
   <ds:schemaRefs>
     <ds:schemaRef ds:uri="http://www.wps.cn/officeDocument/2013/wpsCustomData"/>
@@ -4418,7 +3974,7 @@
 </ds:datastoreItem>
 </file>
 
-<file path=customXml/itemProps3.xml><?xml version="1.0" encoding="utf-8"?>
+<file path=customXml/itemProps5.xml><?xml version="1.0" encoding="utf-8"?>
 <ds:datastoreItem xmlns:ds="http://schemas.openxmlformats.org/officeDocument/2006/customXml" ds:itemID="{A829A43A-A5C8-4C29-A4D0-40ACE620800A}">
   <ds:schemaRefs>
     <ds:schemaRef ds:uri="http://schemas.microsoft.com/office/2006/metadata/contentType"/>
@@ -4435,23 +3991,4 @@
     <ds:schemaRef ds:uri="http://schemas.microsoft.com/internal/obd"/>
   </ds:schemaRefs>
 </ds:datastoreItem>
-</file>
-
-<file path=customXml/itemProps4.xml><?xml version="1.0" encoding="utf-8"?>
-<ds:datastoreItem xmlns:ds="http://schemas.openxmlformats.org/officeDocument/2006/customXml" ds:itemID="{9CCE2560-E72D-48D5-91D6-6A2E4112C818}">
-  <ds:schemaRefs>
-    <ds:schemaRef ds:uri="http://schemas.openxmlformats.org/officeDocument/2006/bibliography"/>
-  </ds:schemaRefs>
-</ds:datastoreItem>
-</file>
-
-<file path=customXml/itemProps5.xml><?xml version="1.0" encoding="utf-8"?>
-<ds:datastoreItem xmlns:ds="http://schemas.openxmlformats.org/officeDocument/2006/customXml" ds:itemID="{A8E4F743-41D5-4BA6-8131-3368C9509340}">
-  <ds:schemaRefs>
-    <ds:schemaRef ds:uri="http://schemas.microsoft.com/office/2006/metadata/properties"/>
-    <ds:schemaRef ds:uri="http://schemas.microsoft.com/office/infopath/2007/PartnerControls"/>
-    <ds:schemaRef ds:uri="7735a6fb-8f44-491f-8731-580f6bd492c0"/>
-    <ds:schemaRef ds:uri="c4295da5-23ac-4c55-9ef5-b6d8062b39d1"/>
-  </ds:schemaRefs>
-</ds:datastoreItem>
 </file>
--- a/LTP.Truck/Template/Template_Biwase_CNTT.docx
+++ b/LTP.Truck/Template/Template_Biwase_CNTT.docx
@@ -160,21 +160,7 @@
               <w:rPr>
                 <w:rFonts w:ascii="Bosch Office Sans" w:hAnsi="Bosch Office Sans"/>
               </w:rPr>
-              <w:t>Số</w:t>
-            </w:r>
-            <w:proofErr w:type="gramStart"/>
-            <w:r>
-              <w:rPr>
-                <w:rFonts w:ascii="Bosch Office Sans" w:hAnsi="Bosch Office Sans"/>
-              </w:rPr>
-              <w:t>: .</w:t>
-            </w:r>
-            <w:proofErr w:type="gramEnd"/>
-            <w:r>
-              <w:rPr>
-                <w:rFonts w:ascii="Bosch Office Sans" w:hAnsi="Bosch Office Sans"/>
-              </w:rPr>
-              <w:t>………/</w:t>
+              <w:t>Số: .………/</w:t>
             </w:r>
             <w:r>
               <w:rPr>
@@ -1167,23 +1153,21 @@
               </w:rPr>
               <w:t>{</w:t>
             </w:r>
-            <w:proofErr w:type="gramStart"/>
             <w:r>
               <w:rPr>
                 <w:w w:val="80"/>
                 <w:sz w:val="26"/>
                 <w:szCs w:val="26"/>
               </w:rPr>
-              <w:t>phe_pham.hcp.tag</w:t>
-            </w:r>
-            <w:proofErr w:type="gramEnd"/>
+              <w:t>phe_pham.hcp.tag23</w:t>
+            </w:r>
             <w:r>
               <w:rPr>
                 <w:w w:val="80"/>
                 <w:sz w:val="26"/>
                 <w:szCs w:val="26"/>
               </w:rPr>
-              <w:t>23</w:t>
+              <w:t xml:space="preserve">_weight + </w:t>
             </w:r>
             <w:r>
               <w:rPr>
@@ -1191,16 +1175,15 @@
                 <w:sz w:val="26"/>
                 <w:szCs w:val="26"/>
               </w:rPr>
-              <w:t xml:space="preserve">_weight + </w:t>
-            </w:r>
-            <w:proofErr w:type="gramStart"/>
+              <w:t>phe_pham.</w:t>
+            </w:r>
             <w:r>
               <w:rPr>
                 <w:w w:val="80"/>
                 <w:sz w:val="26"/>
                 <w:szCs w:val="26"/>
               </w:rPr>
-              <w:t>phe_pham.</w:t>
+              <w:t>tga</w:t>
             </w:r>
             <w:r>
               <w:rPr>
@@ -1208,7 +1191,7 @@
                 <w:sz w:val="26"/>
                 <w:szCs w:val="26"/>
               </w:rPr>
-              <w:t>tga</w:t>
+              <w:t>.tag2</w:t>
             </w:r>
             <w:r>
               <w:rPr>
@@ -1216,35 +1199,8 @@
                 <w:sz w:val="26"/>
                 <w:szCs w:val="26"/>
               </w:rPr>
-              <w:t>.tag</w:t>
-            </w:r>
-            <w:proofErr w:type="gramEnd"/>
-            <w:r>
-              <w:rPr>
-                <w:w w:val="80"/>
-                <w:sz w:val="26"/>
-                <w:szCs w:val="26"/>
-              </w:rPr>
-              <w:t>2</w:t>
-            </w:r>
-            <w:r>
-              <w:rPr>
-                <w:w w:val="80"/>
-                <w:sz w:val="26"/>
-                <w:szCs w:val="26"/>
-              </w:rPr>
-              <w:t>4_</w:t>
-            </w:r>
-            <w:proofErr w:type="gramStart"/>
-            <w:r>
-              <w:rPr>
-                <w:w w:val="80"/>
-                <w:sz w:val="26"/>
-                <w:szCs w:val="26"/>
-              </w:rPr>
-              <w:t>weight }</w:t>
-            </w:r>
-            <w:proofErr w:type="gramEnd"/>
+              <w:t>4_weight }</w:t>
+            </w:r>
           </w:p>
         </w:tc>
         <w:tc>
@@ -1301,23 +1257,21 @@
               </w:rPr>
               <w:t>{</w:t>
             </w:r>
-            <w:proofErr w:type="gramStart"/>
             <w:r>
               <w:rPr>
                 <w:w w:val="80"/>
                 <w:sz w:val="26"/>
                 <w:szCs w:val="26"/>
               </w:rPr>
-              <w:t>phe_pham.hcp.tag</w:t>
-            </w:r>
-            <w:proofErr w:type="gramEnd"/>
+              <w:t>phe_pham.hcp.tag23</w:t>
+            </w:r>
             <w:r>
               <w:rPr>
                 <w:w w:val="80"/>
                 <w:sz w:val="26"/>
                 <w:szCs w:val="26"/>
               </w:rPr>
-              <w:t>23</w:t>
+              <w:t xml:space="preserve">_qty + </w:t>
             </w:r>
             <w:r>
               <w:rPr>
@@ -1325,16 +1279,15 @@
                 <w:sz w:val="26"/>
                 <w:szCs w:val="26"/>
               </w:rPr>
-              <w:t xml:space="preserve">_qty + </w:t>
-            </w:r>
-            <w:proofErr w:type="gramStart"/>
+              <w:t>phe_pham.</w:t>
+            </w:r>
             <w:r>
               <w:rPr>
                 <w:w w:val="80"/>
                 <w:sz w:val="26"/>
                 <w:szCs w:val="26"/>
               </w:rPr>
-              <w:t>phe_pham.</w:t>
+              <w:t>tga</w:t>
             </w:r>
             <w:r>
               <w:rPr>
@@ -1342,24 +1295,7 @@
                 <w:sz w:val="26"/>
                 <w:szCs w:val="26"/>
               </w:rPr>
-              <w:t>tga</w:t>
-            </w:r>
-            <w:r>
-              <w:rPr>
-                <w:w w:val="80"/>
-                <w:sz w:val="26"/>
-                <w:szCs w:val="26"/>
-              </w:rPr>
-              <w:t>.tag</w:t>
-            </w:r>
-            <w:proofErr w:type="gramEnd"/>
-            <w:r>
-              <w:rPr>
-                <w:w w:val="80"/>
-                <w:sz w:val="26"/>
-                <w:szCs w:val="26"/>
-              </w:rPr>
-              <w:t>2</w:t>
+              <w:t>.tag2</w:t>
             </w:r>
             <w:r>
               <w:rPr>
@@ -1681,6 +1617,7 @@
               <w:tabs>
                 <w:tab w:val="left" w:pos="180"/>
               </w:tabs>
+              <w:jc w:val="center"/>
               <w:rPr>
                 <w:rFonts w:ascii="Bosch Office Sans" w:hAnsi="Bosch Office Sans"/>
               </w:rPr>
@@ -1976,375 +1913,105 @@
                 <w:sz w:val="26"/>
                 <w:szCs w:val="26"/>
               </w:rPr>
-              <w:t>{bien_so_</w:t>
-            </w:r>
-            <w:proofErr w:type="gramStart"/>
+              <w:t>{bien_so_01}……………..……………..…………….SEAL số:………………………………………………….</w:t>
+            </w:r>
+          </w:p>
+          <w:p>
+            <w:pPr>
+              <w:tabs>
+                <w:tab w:val="left" w:pos="180"/>
+              </w:tabs>
+              <w:spacing w:before="120"/>
+              <w:rPr>
+                <w:rFonts w:ascii="Bosch Office Sans" w:hAnsi="Bosch Office Sans"/>
+                <w:bCs/>
+                <w:lang w:val="vi-VN" w:eastAsia="vi-VN"/>
+              </w:rPr>
+            </w:pPr>
+            <w:r>
+              <w:rPr>
+                <w:rFonts w:ascii="Bosch Office Sans" w:hAnsi="Bosch Office Sans"/>
+                <w:bCs/>
+                <w:lang w:eastAsia="vi-VN"/>
+              </w:rPr>
+              <w:t xml:space="preserve">b) Biển số xe: </w:t>
+            </w:r>
             <w:r>
               <w:rPr>
                 <w:w w:val="80"/>
                 <w:sz w:val="26"/>
                 <w:szCs w:val="26"/>
               </w:rPr>
-              <w:t>01}…</w:t>
-            </w:r>
-            <w:proofErr w:type="gramEnd"/>
+              <w:t>{bien_so_0</w:t>
+            </w:r>
             <w:r>
               <w:rPr>
                 <w:w w:val="80"/>
                 <w:sz w:val="26"/>
                 <w:szCs w:val="26"/>
               </w:rPr>
-              <w:t>………</w:t>
-            </w:r>
-            <w:proofErr w:type="gramStart"/>
+              <w:t>2</w:t>
+            </w:r>
             <w:r>
               <w:rPr>
                 <w:w w:val="80"/>
                 <w:sz w:val="26"/>
                 <w:szCs w:val="26"/>
               </w:rPr>
-              <w:t>…..</w:t>
-            </w:r>
-            <w:proofErr w:type="gramEnd"/>
+              <w:t>}……………..……………..…………….SEAL số:………………………………………………….</w:t>
+            </w:r>
+          </w:p>
+          <w:p>
+            <w:pPr>
+              <w:tabs>
+                <w:tab w:val="left" w:pos="180"/>
+              </w:tabs>
+              <w:spacing w:before="120"/>
+              <w:rPr>
+                <w:rFonts w:ascii="Bosch Office Sans" w:hAnsi="Bosch Office Sans"/>
+                <w:bCs/>
+                <w:lang w:val="vi-VN" w:eastAsia="vi-VN"/>
+              </w:rPr>
+            </w:pPr>
+            <w:r>
+              <w:rPr>
+                <w:rFonts w:ascii="Bosch Office Sans" w:hAnsi="Bosch Office Sans"/>
+                <w:bCs/>
+                <w:lang w:eastAsia="vi-VN"/>
+              </w:rPr>
+              <w:t>c</w:t>
+            </w:r>
+            <w:r>
+              <w:rPr>
+                <w:rFonts w:ascii="Bosch Office Sans" w:hAnsi="Bosch Office Sans"/>
+                <w:bCs/>
+                <w:lang w:eastAsia="vi-VN"/>
+              </w:rPr>
+              <w:t xml:space="preserve">) Biển số xe: </w:t>
+            </w:r>
             <w:r>
               <w:rPr>
                 <w:w w:val="80"/>
                 <w:sz w:val="26"/>
                 <w:szCs w:val="26"/>
               </w:rPr>
-              <w:t>…………</w:t>
-            </w:r>
-            <w:proofErr w:type="gramStart"/>
+              <w:t>{bien_so_0</w:t>
+            </w:r>
             <w:r>
               <w:rPr>
                 <w:w w:val="80"/>
                 <w:sz w:val="26"/>
                 <w:szCs w:val="26"/>
               </w:rPr>
-              <w:t>…..</w:t>
-            </w:r>
-            <w:proofErr w:type="gramEnd"/>
+              <w:t>3</w:t>
+            </w:r>
             <w:r>
               <w:rPr>
                 <w:w w:val="80"/>
                 <w:sz w:val="26"/>
                 <w:szCs w:val="26"/>
               </w:rPr>
-              <w:t>…………</w:t>
-            </w:r>
-            <w:proofErr w:type="gramStart"/>
-            <w:r>
-              <w:rPr>
-                <w:w w:val="80"/>
-                <w:sz w:val="26"/>
-                <w:szCs w:val="26"/>
-              </w:rPr>
-              <w:t>….SEAL</w:t>
-            </w:r>
-            <w:proofErr w:type="gramEnd"/>
-            <w:r>
-              <w:rPr>
-                <w:w w:val="80"/>
-                <w:sz w:val="26"/>
-                <w:szCs w:val="26"/>
-              </w:rPr>
-              <w:t xml:space="preserve"> </w:t>
-            </w:r>
-            <w:proofErr w:type="gramStart"/>
-            <w:r>
-              <w:rPr>
-                <w:w w:val="80"/>
-                <w:sz w:val="26"/>
-                <w:szCs w:val="26"/>
-              </w:rPr>
-              <w:t>số:…</w:t>
-            </w:r>
-            <w:proofErr w:type="gramEnd"/>
-            <w:r>
-              <w:rPr>
-                <w:w w:val="80"/>
-                <w:sz w:val="26"/>
-                <w:szCs w:val="26"/>
-              </w:rPr>
-              <w:t>……………………………………………….</w:t>
-            </w:r>
-          </w:p>
-          <w:p>
-            <w:pPr>
-              <w:tabs>
-                <w:tab w:val="left" w:pos="180"/>
-              </w:tabs>
-              <w:spacing w:before="120"/>
-              <w:rPr>
-                <w:rFonts w:ascii="Bosch Office Sans" w:hAnsi="Bosch Office Sans"/>
-                <w:bCs/>
-                <w:lang w:val="vi-VN" w:eastAsia="vi-VN"/>
-              </w:rPr>
-            </w:pPr>
-            <w:r>
-              <w:rPr>
-                <w:rFonts w:ascii="Bosch Office Sans" w:hAnsi="Bosch Office Sans"/>
-                <w:bCs/>
-                <w:lang w:eastAsia="vi-VN"/>
-              </w:rPr>
-              <w:t xml:space="preserve">b) Biển số xe: </w:t>
-            </w:r>
-            <w:r>
-              <w:rPr>
-                <w:w w:val="80"/>
-                <w:sz w:val="26"/>
-                <w:szCs w:val="26"/>
-              </w:rPr>
-              <w:t>{bien_so_</w:t>
-            </w:r>
-            <w:proofErr w:type="gramStart"/>
-            <w:r>
-              <w:rPr>
-                <w:w w:val="80"/>
-                <w:sz w:val="26"/>
-                <w:szCs w:val="26"/>
-              </w:rPr>
-              <w:t>0</w:t>
-            </w:r>
-            <w:r>
-              <w:rPr>
-                <w:w w:val="80"/>
-                <w:sz w:val="26"/>
-                <w:szCs w:val="26"/>
-              </w:rPr>
-              <w:t>2</w:t>
-            </w:r>
-            <w:r>
-              <w:rPr>
-                <w:w w:val="80"/>
-                <w:sz w:val="26"/>
-                <w:szCs w:val="26"/>
-              </w:rPr>
-              <w:t>}…</w:t>
-            </w:r>
-            <w:proofErr w:type="gramEnd"/>
-            <w:r>
-              <w:rPr>
-                <w:w w:val="80"/>
-                <w:sz w:val="26"/>
-                <w:szCs w:val="26"/>
-              </w:rPr>
-              <w:t>………</w:t>
-            </w:r>
-            <w:proofErr w:type="gramStart"/>
-            <w:r>
-              <w:rPr>
-                <w:w w:val="80"/>
-                <w:sz w:val="26"/>
-                <w:szCs w:val="26"/>
-              </w:rPr>
-              <w:t>…..</w:t>
-            </w:r>
-            <w:proofErr w:type="gramEnd"/>
-            <w:r>
-              <w:rPr>
-                <w:w w:val="80"/>
-                <w:sz w:val="26"/>
-                <w:szCs w:val="26"/>
-              </w:rPr>
-              <w:t>…………</w:t>
-            </w:r>
-            <w:proofErr w:type="gramStart"/>
-            <w:r>
-              <w:rPr>
-                <w:w w:val="80"/>
-                <w:sz w:val="26"/>
-                <w:szCs w:val="26"/>
-              </w:rPr>
-              <w:t>…..</w:t>
-            </w:r>
-            <w:proofErr w:type="gramEnd"/>
-            <w:r>
-              <w:rPr>
-                <w:w w:val="80"/>
-                <w:sz w:val="26"/>
-                <w:szCs w:val="26"/>
-              </w:rPr>
-              <w:t>…………</w:t>
-            </w:r>
-            <w:proofErr w:type="gramStart"/>
-            <w:r>
-              <w:rPr>
-                <w:w w:val="80"/>
-                <w:sz w:val="26"/>
-                <w:szCs w:val="26"/>
-              </w:rPr>
-              <w:t>….SEAL</w:t>
-            </w:r>
-            <w:proofErr w:type="gramEnd"/>
-            <w:r>
-              <w:rPr>
-                <w:w w:val="80"/>
-                <w:sz w:val="26"/>
-                <w:szCs w:val="26"/>
-              </w:rPr>
-              <w:t xml:space="preserve"> </w:t>
-            </w:r>
-            <w:proofErr w:type="gramStart"/>
-            <w:r>
-              <w:rPr>
-                <w:w w:val="80"/>
-                <w:sz w:val="26"/>
-                <w:szCs w:val="26"/>
-              </w:rPr>
-              <w:t>số:…</w:t>
-            </w:r>
-            <w:proofErr w:type="gramEnd"/>
-            <w:r>
-              <w:rPr>
-                <w:w w:val="80"/>
-                <w:sz w:val="26"/>
-                <w:szCs w:val="26"/>
-              </w:rPr>
-              <w:t>……………………………………………….</w:t>
-            </w:r>
-          </w:p>
-          <w:p>
-            <w:pPr>
-              <w:tabs>
-                <w:tab w:val="left" w:pos="180"/>
-              </w:tabs>
-              <w:spacing w:before="120"/>
-              <w:rPr>
-                <w:rFonts w:ascii="Bosch Office Sans" w:hAnsi="Bosch Office Sans"/>
-                <w:bCs/>
-                <w:lang w:val="vi-VN" w:eastAsia="vi-VN"/>
-              </w:rPr>
-            </w:pPr>
-            <w:r>
-              <w:rPr>
-                <w:rFonts w:ascii="Bosch Office Sans" w:hAnsi="Bosch Office Sans"/>
-                <w:bCs/>
-                <w:lang w:eastAsia="vi-VN"/>
-              </w:rPr>
-              <w:t>c</w:t>
-            </w:r>
-            <w:r>
-              <w:rPr>
-                <w:rFonts w:ascii="Bosch Office Sans" w:hAnsi="Bosch Office Sans"/>
-                <w:bCs/>
-                <w:lang w:eastAsia="vi-VN"/>
-              </w:rPr>
-              <w:t xml:space="preserve">) Biển số xe: </w:t>
-            </w:r>
-            <w:r>
-              <w:rPr>
-                <w:w w:val="80"/>
-                <w:sz w:val="26"/>
-                <w:szCs w:val="26"/>
-              </w:rPr>
-              <w:t>{bien_so_</w:t>
-            </w:r>
-            <w:proofErr w:type="gramStart"/>
-            <w:r>
-              <w:rPr>
-                <w:w w:val="80"/>
-                <w:sz w:val="26"/>
-                <w:szCs w:val="26"/>
-              </w:rPr>
-              <w:t>0</w:t>
-            </w:r>
-            <w:r>
-              <w:rPr>
-                <w:w w:val="80"/>
-                <w:sz w:val="26"/>
-                <w:szCs w:val="26"/>
-              </w:rPr>
-              <w:t>3</w:t>
-            </w:r>
-            <w:r>
-              <w:rPr>
-                <w:w w:val="80"/>
-                <w:sz w:val="26"/>
-                <w:szCs w:val="26"/>
-              </w:rPr>
-              <w:t>}…</w:t>
-            </w:r>
-            <w:proofErr w:type="gramEnd"/>
-            <w:r>
-              <w:rPr>
-                <w:w w:val="80"/>
-                <w:sz w:val="26"/>
-                <w:szCs w:val="26"/>
-              </w:rPr>
-              <w:t>………</w:t>
-            </w:r>
-            <w:proofErr w:type="gramStart"/>
-            <w:r>
-              <w:rPr>
-                <w:w w:val="80"/>
-                <w:sz w:val="26"/>
-                <w:szCs w:val="26"/>
-              </w:rPr>
-              <w:t>…..</w:t>
-            </w:r>
-            <w:proofErr w:type="gramEnd"/>
-            <w:r>
-              <w:rPr>
-                <w:w w:val="80"/>
-                <w:sz w:val="26"/>
-                <w:szCs w:val="26"/>
-              </w:rPr>
-              <w:t>…………</w:t>
-            </w:r>
-            <w:proofErr w:type="gramStart"/>
-            <w:r>
-              <w:rPr>
-                <w:w w:val="80"/>
-                <w:sz w:val="26"/>
-                <w:szCs w:val="26"/>
-              </w:rPr>
-              <w:t>…..</w:t>
-            </w:r>
-            <w:proofErr w:type="gramEnd"/>
-            <w:r>
-              <w:rPr>
-                <w:w w:val="80"/>
-                <w:sz w:val="26"/>
-                <w:szCs w:val="26"/>
-              </w:rPr>
-              <w:t>…………</w:t>
-            </w:r>
-            <w:proofErr w:type="gramStart"/>
-            <w:r>
-              <w:rPr>
-                <w:w w:val="80"/>
-                <w:sz w:val="26"/>
-                <w:szCs w:val="26"/>
-              </w:rPr>
-              <w:t>….SEAL</w:t>
-            </w:r>
-            <w:proofErr w:type="gramEnd"/>
-            <w:r>
-              <w:rPr>
-                <w:w w:val="80"/>
-                <w:sz w:val="26"/>
-                <w:szCs w:val="26"/>
-              </w:rPr>
-              <w:t xml:space="preserve"> </w:t>
-            </w:r>
-            <w:proofErr w:type="gramStart"/>
-            <w:r>
-              <w:rPr>
-                <w:w w:val="80"/>
-                <w:sz w:val="26"/>
-                <w:szCs w:val="26"/>
-              </w:rPr>
-              <w:t>số:…</w:t>
-            </w:r>
-            <w:proofErr w:type="gramEnd"/>
-            <w:r>
-              <w:rPr>
-                <w:w w:val="80"/>
-                <w:sz w:val="26"/>
-                <w:szCs w:val="26"/>
-              </w:rPr>
-              <w:t>……………………………………………….</w:t>
+              <w:t>}……………..……………..…………….SEAL số:………………………………………………….</w:t>
             </w:r>
           </w:p>
           <w:p>
@@ -3661,7 +3328,12 @@
 </file>
 
 <file path=customXml/item1.xml><?xml version="1.0" encoding="utf-8"?>
-<b:Sources xmlns:b="http://schemas.openxmlformats.org/officeDocument/2006/bibliography" xmlns="http://schemas.openxmlformats.org/officeDocument/2006/bibliography" SelectedStyle="\APASixthEditionOfficeOnline.xsl" StyleName="APA" Version="6"/>
+<?mso-contentType ?>
+<FormTemplates xmlns="http://schemas.microsoft.com/sharepoint/v3/contenttype/forms">
+  <Display>DocumentLibraryForm</Display>
+  <Edit>DocumentLibraryForm</Edit>
+  <New>DocumentLibraryForm</New>
+</FormTemplates>
 </file>
 
 <file path=customXml/item2.xml><?xml version="1.0" encoding="utf-8"?>
@@ -3676,23 +3348,10 @@
 </file>
 
 <file path=customXml/item3.xml><?xml version="1.0" encoding="utf-8"?>
-<?mso-contentType ?>
-<FormTemplates xmlns="http://schemas.microsoft.com/sharepoint/v3/contenttype/forms">
-  <Display>DocumentLibraryForm</Display>
-  <Edit>DocumentLibraryForm</Edit>
-  <New>DocumentLibraryForm</New>
-</FormTemplates>
+<b:Sources xmlns:b="http://schemas.openxmlformats.org/officeDocument/2006/bibliography" xmlns="http://schemas.openxmlformats.org/officeDocument/2006/bibliography" SelectedStyle="\APASixthEditionOfficeOnline.xsl" StyleName="APA" Version="6"/>
 </file>
 
 <file path=customXml/item4.xml><?xml version="1.0" encoding="utf-8"?>
-<s:customData xmlns="http://www.wps.cn/officeDocument/2013/wpsCustomData" xmlns:s="http://www.wps.cn/officeDocument/2013/wpsCustomData">
-  <customSectProps>
-    <customSectPr/>
-  </customSectProps>
-</s:customData>
-</file>
-
-<file path=customXml/item5.xml><?xml version="1.0" encoding="utf-8"?>
 <ct:contentTypeSchema xmlns:ct="http://schemas.microsoft.com/office/2006/metadata/contentType" xmlns:ma="http://schemas.microsoft.com/office/2006/metadata/properties/metaAttributes" ct:_="" ma:_="" ma:contentTypeName="Document" ma:contentTypeID="0x0101004490BB640157C14FAF266DE404D086A6" ma:contentTypeVersion="17" ma:contentTypeDescription="Create a new document." ma:contentTypeScope="" ma:versionID="f38b6ffb11ee6f1adbf32a163ce76de2">
   <xsd:schema xmlns:xsd="http://www.w3.org/2001/XMLSchema" xmlns:xs="http://www.w3.org/2001/XMLSchema" xmlns:p="http://schemas.microsoft.com/office/2006/metadata/properties" xmlns:ns2="c4295da5-23ac-4c55-9ef5-b6d8062b39d1" xmlns:ns3="7735a6fb-8f44-491f-8731-580f6bd492c0" targetNamespace="http://schemas.microsoft.com/office/2006/metadata/properties" ma:root="true" ma:fieldsID="11e5d540bc71b6f6f05a28d410c4a2b2" ns2:_="" ns3:_="">
     <xsd:import namespace="c4295da5-23ac-4c55-9ef5-b6d8062b39d1"/>
@@ -3939,10 +3598,18 @@
 </ct:contentTypeSchema>
 </file>
 
+<file path=customXml/item5.xml><?xml version="1.0" encoding="utf-8"?>
+<s:customData xmlns="http://www.wps.cn/officeDocument/2013/wpsCustomData" xmlns:s="http://www.wps.cn/officeDocument/2013/wpsCustomData">
+  <customSectProps>
+    <customSectPr/>
+  </customSectProps>
+</s:customData>
+</file>
+
 <file path=customXml/itemProps1.xml><?xml version="1.0" encoding="utf-8"?>
-<ds:datastoreItem xmlns:ds="http://schemas.openxmlformats.org/officeDocument/2006/customXml" ds:itemID="{9CCE2560-E72D-48D5-91D6-6A2E4112C818}">
+<ds:datastoreItem xmlns:ds="http://schemas.openxmlformats.org/officeDocument/2006/customXml" ds:itemID="{8C117CD0-CE6C-4729-BC58-978476FE4D39}">
   <ds:schemaRefs>
-    <ds:schemaRef ds:uri="http://schemas.openxmlformats.org/officeDocument/2006/bibliography"/>
+    <ds:schemaRef ds:uri="http://schemas.microsoft.com/sharepoint/v3/contenttype/forms"/>
   </ds:schemaRefs>
 </ds:datastoreItem>
 </file>
@@ -3959,22 +3626,14 @@
 </file>
 
 <file path=customXml/itemProps3.xml><?xml version="1.0" encoding="utf-8"?>
-<ds:datastoreItem xmlns:ds="http://schemas.openxmlformats.org/officeDocument/2006/customXml" ds:itemID="{8C117CD0-CE6C-4729-BC58-978476FE4D39}">
+<ds:datastoreItem xmlns:ds="http://schemas.openxmlformats.org/officeDocument/2006/customXml" ds:itemID="{9CCE2560-E72D-48D5-91D6-6A2E4112C818}">
   <ds:schemaRefs>
-    <ds:schemaRef ds:uri="http://schemas.microsoft.com/sharepoint/v3/contenttype/forms"/>
+    <ds:schemaRef ds:uri="http://schemas.openxmlformats.org/officeDocument/2006/bibliography"/>
   </ds:schemaRefs>
 </ds:datastoreItem>
 </file>
 
 <file path=customXml/itemProps4.xml><?xml version="1.0" encoding="utf-8"?>
-<ds:datastoreItem xmlns:ds="http://schemas.openxmlformats.org/officeDocument/2006/customXml" ds:itemID="{B1977F7D-205B-4081-913C-38D41E755F92}">
-  <ds:schemaRefs>
-    <ds:schemaRef ds:uri="http://www.wps.cn/officeDocument/2013/wpsCustomData"/>
-  </ds:schemaRefs>
-</ds:datastoreItem>
-</file>
-
-<file path=customXml/itemProps5.xml><?xml version="1.0" encoding="utf-8"?>
 <ds:datastoreItem xmlns:ds="http://schemas.openxmlformats.org/officeDocument/2006/customXml" ds:itemID="{A829A43A-A5C8-4C29-A4D0-40ACE620800A}">
   <ds:schemaRefs>
     <ds:schemaRef ds:uri="http://schemas.microsoft.com/office/2006/metadata/contentType"/>
@@ -3991,4 +3650,12 @@
     <ds:schemaRef ds:uri="http://schemas.microsoft.com/internal/obd"/>
   </ds:schemaRefs>
 </ds:datastoreItem>
+</file>
+
+<file path=customXml/itemProps5.xml><?xml version="1.0" encoding="utf-8"?>
+<ds:datastoreItem xmlns:ds="http://schemas.openxmlformats.org/officeDocument/2006/customXml" ds:itemID="{B1977F7D-205B-4081-913C-38D41E755F92}">
+  <ds:schemaRefs>
+    <ds:schemaRef ds:uri="http://www.wps.cn/officeDocument/2013/wpsCustomData"/>
+  </ds:schemaRefs>
+</ds:datastoreItem>
 </file>